--- a/templates/09-ai-vision/b3-giai-thich-thuat-toan.docx
+++ b/templates/09-ai-vision/b3-giai-thich-thuat-toan.docx
@@ -4742,6 +4742,26 @@
     </w:p>
     <w:p>
       <w:pPr>
+        <w:keepNext/>
+        <w:spacing w:after="120" w:before="180" w:line="240" w:lineRule="auto"/>
+        <w:jc w:val="left"/>
+      </w:pPr>
+      <w:r>
+        <w:rPr>
+          <w:rFonts w:ascii="Times New Roman" w:cs="Times New Roman" w:eastAsia="Times New Roman" w:hAnsi="Times New Roman"/>
+          <w:b/>
+          <w:bCs/>
+          <w:i w:val="false"/>
+          <w:iCs w:val="false"/>
+          <w:caps w:val="false"/>
+          <w:sz w:val="26"/>
+          <w:szCs w:val="26"/>
+        </w:rPr>
+        <w:t xml:space="preserve">Nhận nhầm người lạ khi so khớp 1:N với danh sách lớn</w:t>
+      </w:r>
+    </w:p>
+    <w:p>
+      <w:pPr>
         <w:spacing w:after="120" w:before="0" w:line="276" w:lineRule="auto"/>
         <w:ind w:firstLine="566"/>
         <w:jc w:val="both"/>
@@ -4756,7 +4776,129 @@
           <w:sz w:val="26"/>
           <w:szCs w:val="26"/>
         </w:rPr>
-        <w:t xml:space="preserve">Với 1:N, xác suất nhận nhầm tăng khi danh sách đăng ký lớn. Khuyến nghị: danh sách trên </w:t>
+        <w:t xml:space="preserve">FAR là tỷ lệ nhận nhầm trên </w:t>
+      </w:r>
+      <w:r>
+        <w:rPr>
+          <w:rFonts w:ascii="Times New Roman" w:cs="Times New Roman" w:eastAsia="Times New Roman" w:hAnsi="Times New Roman"/>
+          <w:b/>
+          <w:bCs/>
+          <w:i w:val="false"/>
+          <w:iCs w:val="false"/>
+          <w:sz w:val="26"/>
+          <w:szCs w:val="26"/>
+        </w:rPr>
+        <w:t xml:space="preserve">một cặp</w:t>
+      </w:r>
+      <w:r>
+        <w:rPr>
+          <w:rFonts w:ascii="Times New Roman" w:cs="Times New Roman" w:eastAsia="Times New Roman" w:hAnsi="Times New Roman"/>
+          <w:b w:val="false"/>
+          <w:bCs w:val="false"/>
+          <w:i w:val="false"/>
+          <w:iCs w:val="false"/>
+          <w:sz w:val="26"/>
+          <w:szCs w:val="26"/>
+        </w:rPr>
+        <w:t xml:space="preserve"> so khớp. Ở chế độ 1:N, mỗi khuôn mặt đi qua camera được so với </w:t>
+      </w:r>
+      <w:r>
+        <w:rPr>
+          <w:rFonts w:ascii="Times New Roman" w:cs="Times New Roman" w:eastAsia="Times New Roman" w:hAnsi="Times New Roman"/>
+          <w:b/>
+          <w:bCs/>
+          <w:i w:val="false"/>
+          <w:iCs w:val="false"/>
+          <w:sz w:val="26"/>
+          <w:szCs w:val="26"/>
+        </w:rPr>
+        <w:t xml:space="preserve">toàn bộ N người</w:t>
+      </w:r>
+      <w:r>
+        <w:rPr>
+          <w:rFonts w:ascii="Times New Roman" w:cs="Times New Roman" w:eastAsia="Times New Roman" w:hAnsi="Times New Roman"/>
+          <w:b w:val="false"/>
+          <w:bCs w:val="false"/>
+          <w:i w:val="false"/>
+          <w:iCs w:val="false"/>
+          <w:sz w:val="26"/>
+          <w:szCs w:val="26"/>
+        </w:rPr>
+        <w:t xml:space="preserve"> trong danh sách. Với một người </w:t>
+      </w:r>
+      <w:r>
+        <w:rPr>
+          <w:rFonts w:ascii="Times New Roman" w:cs="Times New Roman" w:eastAsia="Times New Roman" w:hAnsi="Times New Roman"/>
+          <w:b/>
+          <w:bCs/>
+          <w:i w:val="false"/>
+          <w:iCs w:val="false"/>
+          <w:sz w:val="26"/>
+          <w:szCs w:val="26"/>
+        </w:rPr>
+        <w:t xml:space="preserve">chưa đăng ký</w:t>
+      </w:r>
+      <w:r>
+        <w:rPr>
+          <w:rFonts w:ascii="Times New Roman" w:cs="Times New Roman" w:eastAsia="Times New Roman" w:hAnsi="Times New Roman"/>
+          <w:b w:val="false"/>
+          <w:bCs w:val="false"/>
+          <w:i w:val="false"/>
+          <w:iCs w:val="false"/>
+          <w:sz w:val="26"/>
+          <w:szCs w:val="26"/>
+        </w:rPr>
+        <w:t xml:space="preserve"> đi qua, xác suất hệ thống khớp nhầm với ít nhất một người trong danh sách xấp xỉ:</w:t>
+      </w:r>
+    </w:p>
+    <w:p>
+      <w:pPr>
+        <w:spacing w:after="120" w:before="0" w:line="276" w:lineRule="auto"/>
+        <w:ind w:firstLine="566"/>
+        <w:jc w:val="both"/>
+      </w:pPr>
+      <w:r>
+        <w:rPr>
+          <w:rFonts w:ascii="Times New Roman" w:cs="Times New Roman" w:eastAsia="Times New Roman" w:hAnsi="Times New Roman"/>
+          <w:b/>
+          <w:bCs/>
+          <w:i w:val="false"/>
+          <w:iCs w:val="false"/>
+          <w:sz w:val="26"/>
+          <w:szCs w:val="26"/>
+        </w:rPr>
+        <w:t xml:space="preserve">P(nhận nhầm người lạ) ≈ 1 − (1 − FAR)&lt;sup&gt;N&lt;/sup&gt; ≈ N × FAR</w:t>
+      </w:r>
+      <w:r>
+        <w:rPr>
+          <w:rFonts w:ascii="Times New Roman" w:cs="Times New Roman" w:eastAsia="Times New Roman" w:hAnsi="Times New Roman"/>
+          <w:b w:val="false"/>
+          <w:bCs w:val="false"/>
+          <w:i w:val="false"/>
+          <w:iCs w:val="false"/>
+          <w:sz w:val="26"/>
+          <w:szCs w:val="26"/>
+        </w:rPr>
+        <w:t xml:space="preserve"> (khi N × FAR nhỏ)</w:t>
+      </w:r>
+    </w:p>
+    <w:p>
+      <w:pPr>
+        <w:spacing w:after="120" w:before="0" w:line="276" w:lineRule="auto"/>
+        <w:ind w:firstLine="566"/>
+        <w:jc w:val="both"/>
+      </w:pPr>
+      <w:r>
+        <w:rPr>
+          <w:rFonts w:ascii="Times New Roman" w:cs="Times New Roman" w:eastAsia="Times New Roman" w:hAnsi="Times New Roman"/>
+          <w:b w:val="false"/>
+          <w:bCs w:val="false"/>
+          <w:i w:val="false"/>
+          <w:iCs w:val="false"/>
+          <w:sz w:val="26"/>
+          <w:szCs w:val="26"/>
+        </w:rPr>
+        <w:t xml:space="preserve">Ví dụ minh họa (không phải số đo của </w:t>
       </w:r>
       <w:r>
         <w:rPr>
@@ -4769,19 +4911,925 @@
           <w:szCs w:val="26"/>
           <w:highlight w:val="yellow"/>
         </w:rPr>
-        <w:t xml:space="preserve">5.000</w:t>
-      </w:r>
-      <w:r>
-        <w:rPr>
-          <w:rFonts w:ascii="Times New Roman" w:cs="Times New Roman" w:eastAsia="Times New Roman" w:hAnsi="Times New Roman"/>
-          <w:b w:val="false"/>
-          <w:bCs w:val="false"/>
-          <w:i w:val="false"/>
-          <w:iCs w:val="false"/>
-          <w:sz w:val="26"/>
-          <w:szCs w:val="26"/>
-        </w:rPr>
-        <w:t xml:space="preserve"> người thì dùng 1:1 hoặc tăng ngưỡng.</w:t>
+        <w:t xml:space="preserve">Hệ thống AI Vision VX (mô phỏng)</w:t>
+      </w:r>
+      <w:r>
+        <w:rPr>
+          <w:rFonts w:ascii="Times New Roman" w:cs="Times New Roman" w:eastAsia="Times New Roman" w:hAnsi="Times New Roman"/>
+          <w:b w:val="false"/>
+          <w:bCs w:val="false"/>
+          <w:i w:val="false"/>
+          <w:iCs w:val="false"/>
+          <w:sz w:val="26"/>
+          <w:szCs w:val="26"/>
+        </w:rPr>
+        <w:t xml:space="preserve">):</w:t>
+      </w:r>
+    </w:p>
+    <w:tbl>
+      <w:tblPr>
+        <w:tblW w:type="pct" w:w="100%"/>
+        <w:tblBorders>
+          <w:top w:val="single" w:color="auto" w:sz="4"/>
+          <w:left w:val="single" w:color="auto" w:sz="4"/>
+          <w:bottom w:val="single" w:color="auto" w:sz="4"/>
+          <w:right w:val="single" w:color="auto" w:sz="4"/>
+          <w:insideH w:val="single" w:color="auto" w:sz="4"/>
+          <w:insideV w:val="single" w:color="auto" w:sz="4"/>
+        </w:tblBorders>
+        <w:tblLayout w:type="autofit"/>
+      </w:tblPr>
+      <w:tblGrid>
+        <w:gridCol w:w="926"/>
+        <w:gridCol w:w="1047"/>
+        <w:gridCol w:w="926"/>
+        <w:gridCol w:w="6126"/>
+      </w:tblGrid>
+      <w:tr>
+        <w:trPr>
+          <w:cantSplit/>
+          <w:tblHeader/>
+        </w:trPr>
+        <w:tc>
+          <w:tcPr>
+            <w:tcW w:type="dxa" w:w="926"/>
+            <w:tcBorders>
+              <w:top w:val="single" w:color="000000" w:sz="4"/>
+              <w:left w:val="single" w:color="000000" w:sz="4"/>
+              <w:bottom w:val="single" w:color="000000" w:sz="4"/>
+              <w:right w:val="single" w:color="000000" w:sz="4"/>
+            </w:tcBorders>
+            <w:shd w:fill="F2F2F2" w:color="auto" w:val="clear"/>
+            <w:tcMar>
+              <w:top w:type="dxa" w:w="30"/>
+              <w:left w:type="dxa" w:w="70"/>
+              <w:bottom w:type="dxa" w:w="30"/>
+              <w:right w:type="dxa" w:w="70"/>
+            </w:tcMar>
+            <w:vAlign w:val="center"/>
+          </w:tcPr>
+          <w:p>
+            <w:pPr>
+              <w:keepNext/>
+              <w:spacing w:after="0" w:before="0" w:line="240" w:lineRule="auto"/>
+              <w:jc w:val="center"/>
+            </w:pPr>
+            <w:r>
+              <w:rPr>
+                <w:rFonts w:ascii="Times New Roman" w:cs="Times New Roman" w:eastAsia="Times New Roman" w:hAnsi="Times New Roman"/>
+                <w:b/>
+                <w:bCs/>
+                <w:i w:val="false"/>
+                <w:iCs w:val="false"/>
+                <w:sz w:val="22"/>
+                <w:szCs w:val="22"/>
+              </w:rPr>
+              <w:t xml:space="preserve">FAR mỗi cặp</w:t>
+            </w:r>
+          </w:p>
+        </w:tc>
+        <w:tc>
+          <w:tcPr>
+            <w:tcW w:type="dxa" w:w="1047"/>
+            <w:tcBorders>
+              <w:top w:val="single" w:color="000000" w:sz="4"/>
+              <w:left w:val="single" w:color="000000" w:sz="4"/>
+              <w:bottom w:val="single" w:color="000000" w:sz="4"/>
+              <w:right w:val="single" w:color="000000" w:sz="4"/>
+            </w:tcBorders>
+            <w:shd w:fill="F2F2F2" w:color="auto" w:val="clear"/>
+            <w:tcMar>
+              <w:top w:type="dxa" w:w="30"/>
+              <w:left w:type="dxa" w:w="70"/>
+              <w:bottom w:type="dxa" w:w="30"/>
+              <w:right w:type="dxa" w:w="70"/>
+            </w:tcMar>
+            <w:vAlign w:val="center"/>
+          </w:tcPr>
+          <w:p>
+            <w:pPr>
+              <w:keepNext/>
+              <w:spacing w:after="0" w:before="0" w:line="240" w:lineRule="auto"/>
+              <w:jc w:val="center"/>
+            </w:pPr>
+            <w:r>
+              <w:rPr>
+                <w:rFonts w:ascii="Times New Roman" w:cs="Times New Roman" w:eastAsia="Times New Roman" w:hAnsi="Times New Roman"/>
+                <w:b/>
+                <w:bCs/>
+                <w:i w:val="false"/>
+                <w:iCs w:val="false"/>
+                <w:sz w:val="22"/>
+                <w:szCs w:val="22"/>
+              </w:rPr>
+              <w:t xml:space="preserve">N = 50</w:t>
+            </w:r>
+          </w:p>
+        </w:tc>
+        <w:tc>
+          <w:tcPr>
+            <w:tcW w:type="dxa" w:w="926"/>
+            <w:tcBorders>
+              <w:top w:val="single" w:color="000000" w:sz="4"/>
+              <w:left w:val="single" w:color="000000" w:sz="4"/>
+              <w:bottom w:val="single" w:color="000000" w:sz="4"/>
+              <w:right w:val="single" w:color="000000" w:sz="4"/>
+            </w:tcBorders>
+            <w:shd w:fill="F2F2F2" w:color="auto" w:val="clear"/>
+            <w:tcMar>
+              <w:top w:type="dxa" w:w="30"/>
+              <w:left w:type="dxa" w:w="70"/>
+              <w:bottom w:type="dxa" w:w="30"/>
+              <w:right w:type="dxa" w:w="70"/>
+            </w:tcMar>
+            <w:vAlign w:val="center"/>
+          </w:tcPr>
+          <w:p>
+            <w:pPr>
+              <w:keepNext/>
+              <w:spacing w:after="0" w:before="0" w:line="240" w:lineRule="auto"/>
+              <w:jc w:val="center"/>
+            </w:pPr>
+            <w:r>
+              <w:rPr>
+                <w:rFonts w:ascii="Times New Roman" w:cs="Times New Roman" w:eastAsia="Times New Roman" w:hAnsi="Times New Roman"/>
+                <w:b/>
+                <w:bCs/>
+                <w:i w:val="false"/>
+                <w:iCs w:val="false"/>
+                <w:sz w:val="22"/>
+                <w:szCs w:val="22"/>
+              </w:rPr>
+              <w:t xml:space="preserve">N = 500</w:t>
+            </w:r>
+          </w:p>
+        </w:tc>
+        <w:tc>
+          <w:tcPr>
+            <w:tcW w:type="dxa" w:w="6126"/>
+            <w:tcBorders>
+              <w:top w:val="single" w:color="000000" w:sz="4"/>
+              <w:left w:val="single" w:color="000000" w:sz="4"/>
+              <w:bottom w:val="single" w:color="000000" w:sz="4"/>
+              <w:right w:val="single" w:color="000000" w:sz="4"/>
+            </w:tcBorders>
+            <w:shd w:fill="F2F2F2" w:color="auto" w:val="clear"/>
+            <w:tcMar>
+              <w:top w:type="dxa" w:w="30"/>
+              <w:left w:type="dxa" w:w="70"/>
+              <w:bottom w:type="dxa" w:w="30"/>
+              <w:right w:type="dxa" w:w="70"/>
+            </w:tcMar>
+            <w:vAlign w:val="center"/>
+          </w:tcPr>
+          <w:p>
+            <w:pPr>
+              <w:keepNext/>
+              <w:spacing w:after="0" w:before="0" w:line="240" w:lineRule="auto"/>
+              <w:jc w:val="center"/>
+            </w:pPr>
+            <w:r>
+              <w:rPr>
+                <w:rFonts w:ascii="Times New Roman" w:cs="Times New Roman" w:eastAsia="Times New Roman" w:hAnsi="Times New Roman"/>
+                <w:b/>
+                <w:bCs/>
+                <w:i w:val="false"/>
+                <w:iCs w:val="false"/>
+                <w:sz w:val="22"/>
+                <w:szCs w:val="22"/>
+              </w:rPr>
+              <w:t xml:space="preserve">N = 5.000</w:t>
+            </w:r>
+          </w:p>
+        </w:tc>
+      </w:tr>
+      <w:tr>
+        <w:trPr>
+          <w:cantSplit/>
+          <w:tblHeader w:val="false"/>
+        </w:trPr>
+        <w:tc>
+          <w:tcPr>
+            <w:tcW w:type="dxa" w:w="926"/>
+            <w:tcBorders>
+              <w:top w:val="single" w:color="000000" w:sz="4"/>
+              <w:left w:val="single" w:color="000000" w:sz="4"/>
+              <w:bottom w:val="single" w:color="000000" w:sz="4"/>
+              <w:right w:val="single" w:color="000000" w:sz="4"/>
+            </w:tcBorders>
+            <w:tcMar>
+              <w:top w:type="dxa" w:w="30"/>
+              <w:left w:type="dxa" w:w="70"/>
+              <w:bottom w:type="dxa" w:w="30"/>
+              <w:right w:type="dxa" w:w="70"/>
+            </w:tcMar>
+            <w:vAlign w:val="center"/>
+          </w:tcPr>
+          <w:p>
+            <w:pPr>
+              <w:keepNext/>
+              <w:spacing w:after="0" w:before="0" w:line="240" w:lineRule="auto"/>
+              <w:jc w:val="left"/>
+            </w:pPr>
+            <w:r>
+              <w:rPr>
+                <w:rFonts w:ascii="Times New Roman" w:cs="Times New Roman" w:eastAsia="Times New Roman" w:hAnsi="Times New Roman"/>
+                <w:b w:val="false"/>
+                <w:bCs w:val="false"/>
+                <w:i w:val="false"/>
+                <w:iCs w:val="false"/>
+                <w:sz w:val="22"/>
+                <w:szCs w:val="22"/>
+              </w:rPr>
+              <w:t xml:space="preserve">0,1%</w:t>
+            </w:r>
+          </w:p>
+        </w:tc>
+        <w:tc>
+          <w:tcPr>
+            <w:tcW w:type="dxa" w:w="1047"/>
+            <w:tcBorders>
+              <w:top w:val="single" w:color="000000" w:sz="4"/>
+              <w:left w:val="single" w:color="000000" w:sz="4"/>
+              <w:bottom w:val="single" w:color="000000" w:sz="4"/>
+              <w:right w:val="single" w:color="000000" w:sz="4"/>
+            </w:tcBorders>
+            <w:tcMar>
+              <w:top w:type="dxa" w:w="30"/>
+              <w:left w:type="dxa" w:w="70"/>
+              <w:bottom w:type="dxa" w:w="30"/>
+              <w:right w:type="dxa" w:w="70"/>
+            </w:tcMar>
+            <w:vAlign w:val="center"/>
+          </w:tcPr>
+          <w:p>
+            <w:pPr>
+              <w:keepNext/>
+              <w:spacing w:after="0" w:before="0" w:line="240" w:lineRule="auto"/>
+              <w:jc w:val="left"/>
+            </w:pPr>
+            <w:r>
+              <w:rPr>
+                <w:rFonts w:ascii="Times New Roman" w:cs="Times New Roman" w:eastAsia="Times New Roman" w:hAnsi="Times New Roman"/>
+                <w:b w:val="false"/>
+                <w:bCs w:val="false"/>
+                <w:i w:val="false"/>
+                <w:iCs w:val="false"/>
+                <w:sz w:val="22"/>
+                <w:szCs w:val="22"/>
+              </w:rPr>
+              <w:t xml:space="preserve">≈ 4,9%</w:t>
+            </w:r>
+          </w:p>
+        </w:tc>
+        <w:tc>
+          <w:tcPr>
+            <w:tcW w:type="dxa" w:w="926"/>
+            <w:tcBorders>
+              <w:top w:val="single" w:color="000000" w:sz="4"/>
+              <w:left w:val="single" w:color="000000" w:sz="4"/>
+              <w:bottom w:val="single" w:color="000000" w:sz="4"/>
+              <w:right w:val="single" w:color="000000" w:sz="4"/>
+            </w:tcBorders>
+            <w:tcMar>
+              <w:top w:type="dxa" w:w="30"/>
+              <w:left w:type="dxa" w:w="70"/>
+              <w:bottom w:type="dxa" w:w="30"/>
+              <w:right w:type="dxa" w:w="70"/>
+            </w:tcMar>
+            <w:vAlign w:val="center"/>
+          </w:tcPr>
+          <w:p>
+            <w:pPr>
+              <w:keepNext/>
+              <w:spacing w:after="0" w:before="0" w:line="240" w:lineRule="auto"/>
+              <w:jc w:val="left"/>
+            </w:pPr>
+            <w:r>
+              <w:rPr>
+                <w:rFonts w:ascii="Times New Roman" w:cs="Times New Roman" w:eastAsia="Times New Roman" w:hAnsi="Times New Roman"/>
+                <w:b w:val="false"/>
+                <w:bCs w:val="false"/>
+                <w:i w:val="false"/>
+                <w:iCs w:val="false"/>
+                <w:sz w:val="22"/>
+                <w:szCs w:val="22"/>
+              </w:rPr>
+              <w:t xml:space="preserve">≈ 39%</w:t>
+            </w:r>
+          </w:p>
+        </w:tc>
+        <w:tc>
+          <w:tcPr>
+            <w:tcW w:type="dxa" w:w="6126"/>
+            <w:tcBorders>
+              <w:top w:val="single" w:color="000000" w:sz="4"/>
+              <w:left w:val="single" w:color="000000" w:sz="4"/>
+              <w:bottom w:val="single" w:color="000000" w:sz="4"/>
+              <w:right w:val="single" w:color="000000" w:sz="4"/>
+            </w:tcBorders>
+            <w:tcMar>
+              <w:top w:type="dxa" w:w="30"/>
+              <w:left w:type="dxa" w:w="70"/>
+              <w:bottom w:type="dxa" w:w="30"/>
+              <w:right w:type="dxa" w:w="70"/>
+            </w:tcMar>
+            <w:vAlign w:val="center"/>
+          </w:tcPr>
+          <w:p>
+            <w:pPr>
+              <w:keepNext/>
+              <w:spacing w:after="0" w:before="0" w:line="240" w:lineRule="auto"/>
+              <w:jc w:val="left"/>
+            </w:pPr>
+            <w:r>
+              <w:rPr>
+                <w:rFonts w:ascii="Times New Roman" w:cs="Times New Roman" w:eastAsia="Times New Roman" w:hAnsi="Times New Roman"/>
+                <w:b w:val="false"/>
+                <w:bCs w:val="false"/>
+                <w:i w:val="false"/>
+                <w:iCs w:val="false"/>
+                <w:sz w:val="22"/>
+                <w:szCs w:val="22"/>
+              </w:rPr>
+              <w:t xml:space="preserve">≈ 99%</w:t>
+            </w:r>
+          </w:p>
+        </w:tc>
+      </w:tr>
+      <w:tr>
+        <w:trPr>
+          <w:cantSplit/>
+          <w:tblHeader w:val="false"/>
+        </w:trPr>
+        <w:tc>
+          <w:tcPr>
+            <w:tcW w:type="dxa" w:w="926"/>
+            <w:tcBorders>
+              <w:top w:val="single" w:color="000000" w:sz="4"/>
+              <w:left w:val="single" w:color="000000" w:sz="4"/>
+              <w:bottom w:val="single" w:color="000000" w:sz="4"/>
+              <w:right w:val="single" w:color="000000" w:sz="4"/>
+            </w:tcBorders>
+            <w:tcMar>
+              <w:top w:type="dxa" w:w="30"/>
+              <w:left w:type="dxa" w:w="70"/>
+              <w:bottom w:type="dxa" w:w="30"/>
+              <w:right w:type="dxa" w:w="70"/>
+            </w:tcMar>
+            <w:vAlign w:val="center"/>
+          </w:tcPr>
+          <w:p>
+            <w:pPr>
+              <w:keepNext/>
+              <w:spacing w:after="0" w:before="0" w:line="240" w:lineRule="auto"/>
+              <w:jc w:val="left"/>
+            </w:pPr>
+            <w:r>
+              <w:rPr>
+                <w:rFonts w:ascii="Times New Roman" w:cs="Times New Roman" w:eastAsia="Times New Roman" w:hAnsi="Times New Roman"/>
+                <w:b w:val="false"/>
+                <w:bCs w:val="false"/>
+                <w:i w:val="false"/>
+                <w:iCs w:val="false"/>
+                <w:sz w:val="22"/>
+                <w:szCs w:val="22"/>
+              </w:rPr>
+              <w:t xml:space="preserve">0,01%</w:t>
+            </w:r>
+          </w:p>
+        </w:tc>
+        <w:tc>
+          <w:tcPr>
+            <w:tcW w:type="dxa" w:w="1047"/>
+            <w:tcBorders>
+              <w:top w:val="single" w:color="000000" w:sz="4"/>
+              <w:left w:val="single" w:color="000000" w:sz="4"/>
+              <w:bottom w:val="single" w:color="000000" w:sz="4"/>
+              <w:right w:val="single" w:color="000000" w:sz="4"/>
+            </w:tcBorders>
+            <w:tcMar>
+              <w:top w:type="dxa" w:w="30"/>
+              <w:left w:type="dxa" w:w="70"/>
+              <w:bottom w:type="dxa" w:w="30"/>
+              <w:right w:type="dxa" w:w="70"/>
+            </w:tcMar>
+            <w:vAlign w:val="center"/>
+          </w:tcPr>
+          <w:p>
+            <w:pPr>
+              <w:keepNext/>
+              <w:spacing w:after="0" w:before="0" w:line="240" w:lineRule="auto"/>
+              <w:jc w:val="left"/>
+            </w:pPr>
+            <w:r>
+              <w:rPr>
+                <w:rFonts w:ascii="Times New Roman" w:cs="Times New Roman" w:eastAsia="Times New Roman" w:hAnsi="Times New Roman"/>
+                <w:b w:val="false"/>
+                <w:bCs w:val="false"/>
+                <w:i w:val="false"/>
+                <w:iCs w:val="false"/>
+                <w:sz w:val="22"/>
+                <w:szCs w:val="22"/>
+              </w:rPr>
+              <w:t xml:space="preserve">≈ 0,5%</w:t>
+            </w:r>
+          </w:p>
+        </w:tc>
+        <w:tc>
+          <w:tcPr>
+            <w:tcW w:type="dxa" w:w="926"/>
+            <w:tcBorders>
+              <w:top w:val="single" w:color="000000" w:sz="4"/>
+              <w:left w:val="single" w:color="000000" w:sz="4"/>
+              <w:bottom w:val="single" w:color="000000" w:sz="4"/>
+              <w:right w:val="single" w:color="000000" w:sz="4"/>
+            </w:tcBorders>
+            <w:tcMar>
+              <w:top w:type="dxa" w:w="30"/>
+              <w:left w:type="dxa" w:w="70"/>
+              <w:bottom w:type="dxa" w:w="30"/>
+              <w:right w:type="dxa" w:w="70"/>
+            </w:tcMar>
+            <w:vAlign w:val="center"/>
+          </w:tcPr>
+          <w:p>
+            <w:pPr>
+              <w:keepNext/>
+              <w:spacing w:after="0" w:before="0" w:line="240" w:lineRule="auto"/>
+              <w:jc w:val="left"/>
+            </w:pPr>
+            <w:r>
+              <w:rPr>
+                <w:rFonts w:ascii="Times New Roman" w:cs="Times New Roman" w:eastAsia="Times New Roman" w:hAnsi="Times New Roman"/>
+                <w:b w:val="false"/>
+                <w:bCs w:val="false"/>
+                <w:i w:val="false"/>
+                <w:iCs w:val="false"/>
+                <w:sz w:val="22"/>
+                <w:szCs w:val="22"/>
+              </w:rPr>
+              <w:t xml:space="preserve">≈ 4,9%</w:t>
+            </w:r>
+          </w:p>
+        </w:tc>
+        <w:tc>
+          <w:tcPr>
+            <w:tcW w:type="dxa" w:w="6126"/>
+            <w:tcBorders>
+              <w:top w:val="single" w:color="000000" w:sz="4"/>
+              <w:left w:val="single" w:color="000000" w:sz="4"/>
+              <w:bottom w:val="single" w:color="000000" w:sz="4"/>
+              <w:right w:val="single" w:color="000000" w:sz="4"/>
+            </w:tcBorders>
+            <w:tcMar>
+              <w:top w:type="dxa" w:w="30"/>
+              <w:left w:type="dxa" w:w="70"/>
+              <w:bottom w:type="dxa" w:w="30"/>
+              <w:right w:type="dxa" w:w="70"/>
+            </w:tcMar>
+            <w:vAlign w:val="center"/>
+          </w:tcPr>
+          <w:p>
+            <w:pPr>
+              <w:keepNext/>
+              <w:spacing w:after="0" w:before="0" w:line="240" w:lineRule="auto"/>
+              <w:jc w:val="left"/>
+            </w:pPr>
+            <w:r>
+              <w:rPr>
+                <w:rFonts w:ascii="Times New Roman" w:cs="Times New Roman" w:eastAsia="Times New Roman" w:hAnsi="Times New Roman"/>
+                <w:b w:val="false"/>
+                <w:bCs w:val="false"/>
+                <w:i w:val="false"/>
+                <w:iCs w:val="false"/>
+                <w:sz w:val="22"/>
+                <w:szCs w:val="22"/>
+              </w:rPr>
+              <w:t xml:space="preserve">≈ 39%</w:t>
+            </w:r>
+          </w:p>
+        </w:tc>
+      </w:tr>
+      <w:tr>
+        <w:trPr>
+          <w:cantSplit/>
+          <w:tblHeader w:val="false"/>
+        </w:trPr>
+        <w:tc>
+          <w:tcPr>
+            <w:tcW w:type="dxa" w:w="926"/>
+            <w:tcBorders>
+              <w:top w:val="single" w:color="000000" w:sz="4"/>
+              <w:left w:val="single" w:color="000000" w:sz="4"/>
+              <w:bottom w:val="single" w:color="000000" w:sz="4"/>
+              <w:right w:val="single" w:color="000000" w:sz="4"/>
+            </w:tcBorders>
+            <w:tcMar>
+              <w:top w:type="dxa" w:w="30"/>
+              <w:left w:type="dxa" w:w="70"/>
+              <w:bottom w:type="dxa" w:w="30"/>
+              <w:right w:type="dxa" w:w="70"/>
+            </w:tcMar>
+            <w:vAlign w:val="center"/>
+          </w:tcPr>
+          <w:p>
+            <w:pPr>
+              <w:keepNext w:val="false"/>
+              <w:spacing w:after="0" w:before="0" w:line="240" w:lineRule="auto"/>
+              <w:jc w:val="left"/>
+            </w:pPr>
+            <w:r>
+              <w:rPr>
+                <w:rFonts w:ascii="Times New Roman" w:cs="Times New Roman" w:eastAsia="Times New Roman" w:hAnsi="Times New Roman"/>
+                <w:b w:val="false"/>
+                <w:bCs w:val="false"/>
+                <w:i w:val="false"/>
+                <w:iCs w:val="false"/>
+                <w:sz w:val="22"/>
+                <w:szCs w:val="22"/>
+              </w:rPr>
+              <w:t xml:space="preserve">0,001%</w:t>
+            </w:r>
+          </w:p>
+        </w:tc>
+        <w:tc>
+          <w:tcPr>
+            <w:tcW w:type="dxa" w:w="1047"/>
+            <w:tcBorders>
+              <w:top w:val="single" w:color="000000" w:sz="4"/>
+              <w:left w:val="single" w:color="000000" w:sz="4"/>
+              <w:bottom w:val="single" w:color="000000" w:sz="4"/>
+              <w:right w:val="single" w:color="000000" w:sz="4"/>
+            </w:tcBorders>
+            <w:tcMar>
+              <w:top w:type="dxa" w:w="30"/>
+              <w:left w:type="dxa" w:w="70"/>
+              <w:bottom w:type="dxa" w:w="30"/>
+              <w:right w:type="dxa" w:w="70"/>
+            </w:tcMar>
+            <w:vAlign w:val="center"/>
+          </w:tcPr>
+          <w:p>
+            <w:pPr>
+              <w:keepNext w:val="false"/>
+              <w:spacing w:after="0" w:before="0" w:line="240" w:lineRule="auto"/>
+              <w:jc w:val="left"/>
+            </w:pPr>
+            <w:r>
+              <w:rPr>
+                <w:rFonts w:ascii="Times New Roman" w:cs="Times New Roman" w:eastAsia="Times New Roman" w:hAnsi="Times New Roman"/>
+                <w:b w:val="false"/>
+                <w:bCs w:val="false"/>
+                <w:i w:val="false"/>
+                <w:iCs w:val="false"/>
+                <w:sz w:val="22"/>
+                <w:szCs w:val="22"/>
+              </w:rPr>
+              <w:t xml:space="preserve">≈ 0,05%</w:t>
+            </w:r>
+          </w:p>
+        </w:tc>
+        <w:tc>
+          <w:tcPr>
+            <w:tcW w:type="dxa" w:w="926"/>
+            <w:tcBorders>
+              <w:top w:val="single" w:color="000000" w:sz="4"/>
+              <w:left w:val="single" w:color="000000" w:sz="4"/>
+              <w:bottom w:val="single" w:color="000000" w:sz="4"/>
+              <w:right w:val="single" w:color="000000" w:sz="4"/>
+            </w:tcBorders>
+            <w:tcMar>
+              <w:top w:type="dxa" w:w="30"/>
+              <w:left w:type="dxa" w:w="70"/>
+              <w:bottom w:type="dxa" w:w="30"/>
+              <w:right w:type="dxa" w:w="70"/>
+            </w:tcMar>
+            <w:vAlign w:val="center"/>
+          </w:tcPr>
+          <w:p>
+            <w:pPr>
+              <w:keepNext w:val="false"/>
+              <w:spacing w:after="0" w:before="0" w:line="240" w:lineRule="auto"/>
+              <w:jc w:val="left"/>
+            </w:pPr>
+            <w:r>
+              <w:rPr>
+                <w:rFonts w:ascii="Times New Roman" w:cs="Times New Roman" w:eastAsia="Times New Roman" w:hAnsi="Times New Roman"/>
+                <w:b w:val="false"/>
+                <w:bCs w:val="false"/>
+                <w:i w:val="false"/>
+                <w:iCs w:val="false"/>
+                <w:sz w:val="22"/>
+                <w:szCs w:val="22"/>
+              </w:rPr>
+              <w:t xml:space="preserve">≈ 0,5%</w:t>
+            </w:r>
+          </w:p>
+        </w:tc>
+        <w:tc>
+          <w:tcPr>
+            <w:tcW w:type="dxa" w:w="6126"/>
+            <w:tcBorders>
+              <w:top w:val="single" w:color="000000" w:sz="4"/>
+              <w:left w:val="single" w:color="000000" w:sz="4"/>
+              <w:bottom w:val="single" w:color="000000" w:sz="4"/>
+              <w:right w:val="single" w:color="000000" w:sz="4"/>
+            </w:tcBorders>
+            <w:tcMar>
+              <w:top w:type="dxa" w:w="30"/>
+              <w:left w:type="dxa" w:w="70"/>
+              <w:bottom w:type="dxa" w:w="30"/>
+              <w:right w:type="dxa" w:w="70"/>
+            </w:tcMar>
+            <w:vAlign w:val="center"/>
+          </w:tcPr>
+          <w:p>
+            <w:pPr>
+              <w:keepNext w:val="false"/>
+              <w:spacing w:after="0" w:before="0" w:line="240" w:lineRule="auto"/>
+              <w:jc w:val="left"/>
+            </w:pPr>
+            <w:r>
+              <w:rPr>
+                <w:rFonts w:ascii="Times New Roman" w:cs="Times New Roman" w:eastAsia="Times New Roman" w:hAnsi="Times New Roman"/>
+                <w:b w:val="false"/>
+                <w:bCs w:val="false"/>
+                <w:i w:val="false"/>
+                <w:iCs w:val="false"/>
+                <w:sz w:val="22"/>
+                <w:szCs w:val="22"/>
+              </w:rPr>
+              <w:t xml:space="preserve">≈ 4,9%</w:t>
+            </w:r>
+          </w:p>
+        </w:tc>
+      </w:tr>
+    </w:tbl>
+    <w:p>
+      <w:pPr>
+        <w:spacing w:after="60" w:before="0" w:line="276" w:lineRule="auto"/>
+        <w:jc w:val="both"/>
+      </w:pPr>
+    </w:p>
+    <w:p>
+      <w:pPr>
+        <w:spacing w:after="120" w:before="0" w:line="276" w:lineRule="auto"/>
+        <w:ind w:firstLine="566"/>
+        <w:jc w:val="both"/>
+      </w:pPr>
+      <w:r>
+        <w:rPr>
+          <w:rFonts w:ascii="Times New Roman" w:cs="Times New Roman" w:eastAsia="Times New Roman" w:hAnsi="Times New Roman"/>
+          <w:b w:val="false"/>
+          <w:bCs w:val="false"/>
+          <w:i w:val="false"/>
+          <w:iCs w:val="false"/>
+          <w:sz w:val="26"/>
+          <w:szCs w:val="26"/>
+        </w:rPr>
+        <w:t xml:space="preserve">Hệ quả:</w:t>
+      </w:r>
+    </w:p>
+    <w:p>
+      <w:pPr>
+        <w:spacing w:after="60" w:before="0" w:line="276" w:lineRule="auto"/>
+        <w:ind w:left="453" w:hanging="283"/>
+        <w:jc w:val="both"/>
+      </w:pPr>
+      <w:r>
+        <w:rPr>
+          <w:rFonts w:ascii="Times New Roman" w:cs="Times New Roman" w:eastAsia="Times New Roman" w:hAnsi="Times New Roman"/>
+          <w:b w:val="false"/>
+          <w:bCs w:val="false"/>
+          <w:i w:val="false"/>
+          <w:iCs w:val="false"/>
+          <w:sz w:val="26"/>
+          <w:szCs w:val="26"/>
+        </w:rPr>
+        <w:t xml:space="preserve">1. Cùng một ngưỡng, </w:t>
+      </w:r>
+      <w:r>
+        <w:rPr>
+          <w:rFonts w:ascii="Times New Roman" w:cs="Times New Roman" w:eastAsia="Times New Roman" w:hAnsi="Times New Roman"/>
+          <w:b/>
+          <w:bCs/>
+          <w:i w:val="false"/>
+          <w:iCs w:val="false"/>
+          <w:sz w:val="26"/>
+          <w:szCs w:val="26"/>
+        </w:rPr>
+        <w:t xml:space="preserve">danh sách càng lớn thì càng dễ nhận nhầm người lạ</w:t>
+      </w:r>
+      <w:r>
+        <w:rPr>
+          <w:rFonts w:ascii="Times New Roman" w:cs="Times New Roman" w:eastAsia="Times New Roman" w:hAnsi="Times New Roman"/>
+          <w:b w:val="false"/>
+          <w:bCs w:val="false"/>
+          <w:i w:val="false"/>
+          <w:iCs w:val="false"/>
+          <w:sz w:val="26"/>
+          <w:szCs w:val="26"/>
+        </w:rPr>
+        <w:t xml:space="preserve"> thành người có quyền ra vào. Tăng ngưỡng giảm nhận nhầm nhưng tăng từ chối nhầm (FRR): người thật bị từ chối nhiều hơn và phải dùng phương thức thay thế.</w:t>
+      </w:r>
+    </w:p>
+    <w:p>
+      <w:pPr>
+        <w:spacing w:after="60" w:before="0" w:line="276" w:lineRule="auto"/>
+        <w:ind w:left="453" w:hanging="283"/>
+        <w:jc w:val="both"/>
+      </w:pPr>
+      <w:r>
+        <w:rPr>
+          <w:rFonts w:ascii="Times New Roman" w:cs="Times New Roman" w:eastAsia="Times New Roman" w:hAnsi="Times New Roman"/>
+          <w:b w:val="false"/>
+          <w:bCs w:val="false"/>
+          <w:i w:val="false"/>
+          <w:iCs w:val="false"/>
+          <w:sz w:val="26"/>
+          <w:szCs w:val="26"/>
+        </w:rPr>
+        <w:t xml:space="preserve">2. </w:t>
+      </w:r>
+      <w:r>
+        <w:rPr>
+          <w:rFonts w:ascii="Times New Roman" w:cs="Times New Roman" w:eastAsia="Times New Roman" w:hAnsi="Times New Roman"/>
+          <w:b w:val="false"/>
+          <w:bCs w:val="false"/>
+          <w:i w:val="false"/>
+          <w:iCs w:val="false"/>
+          <w:sz w:val="26"/>
+          <w:szCs w:val="26"/>
+          <w:highlight w:val="yellow"/>
+        </w:rPr>
+        <w:t xml:space="preserve">Công ty cổ phần Giải pháp Công nghệ TURBO</w:t>
+      </w:r>
+      <w:r>
+        <w:rPr>
+          <w:rFonts w:ascii="Times New Roman" w:cs="Times New Roman" w:eastAsia="Times New Roman" w:hAnsi="Times New Roman"/>
+          <w:b w:val="false"/>
+          <w:bCs w:val="false"/>
+          <w:i w:val="false"/>
+          <w:iCs w:val="false"/>
+          <w:sz w:val="26"/>
+          <w:szCs w:val="26"/>
+        </w:rPr>
+        <w:t xml:space="preserve"> công bố </w:t>
+      </w:r>
+      <w:r>
+        <w:rPr>
+          <w:rFonts w:ascii="Times New Roman" w:cs="Times New Roman" w:eastAsia="Times New Roman" w:hAnsi="Times New Roman"/>
+          <w:b/>
+          <w:bCs/>
+          <w:i w:val="false"/>
+          <w:iCs w:val="false"/>
+          <w:sz w:val="26"/>
+          <w:szCs w:val="26"/>
+        </w:rPr>
+        <w:t xml:space="preserve">quy mô danh sách tối đa khuyến nghị cho mỗi điểm nhận diện</w:t>
+      </w:r>
+      <w:r>
+        <w:rPr>
+          <w:rFonts w:ascii="Times New Roman" w:cs="Times New Roman" w:eastAsia="Times New Roman" w:hAnsi="Times New Roman"/>
+          <w:b w:val="false"/>
+          <w:bCs w:val="false"/>
+          <w:i w:val="false"/>
+          <w:iCs w:val="false"/>
+          <w:sz w:val="26"/>
+          <w:szCs w:val="26"/>
+        </w:rPr>
+        <w:t xml:space="preserve"> ở từng ngưỡng: </w:t>
+      </w:r>
+      <w:r>
+        <w:rPr>
+          <w:rFonts w:ascii="Times New Roman" w:cs="Times New Roman" w:eastAsia="Times New Roman" w:hAnsi="Times New Roman"/>
+          <w:b w:val="false"/>
+          <w:bCs w:val="false"/>
+          <w:i w:val="false"/>
+          <w:iCs w:val="false"/>
+          <w:sz w:val="26"/>
+          <w:szCs w:val="26"/>
+          <w:highlight w:val="yellow"/>
+        </w:rPr>
+        <w:t xml:space="preserve">Chưa xác định (chờ kiểm thử)</w:t>
+      </w:r>
+      <w:r>
+        <w:rPr>
+          <w:rFonts w:ascii="Times New Roman" w:cs="Times New Roman" w:eastAsia="Times New Roman" w:hAnsi="Times New Roman"/>
+          <w:b w:val="false"/>
+          <w:bCs w:val="false"/>
+          <w:i w:val="false"/>
+          <w:iCs w:val="false"/>
+          <w:sz w:val="26"/>
+          <w:szCs w:val="26"/>
+        </w:rPr>
+        <w:t xml:space="preserve"> người ở ngưỡng mặc định. Hệ thống cảnh báo khi danh sách gán cho một đầu đọc, camera vượt mức này.</w:t>
+      </w:r>
+    </w:p>
+    <w:p>
+      <w:pPr>
+        <w:spacing w:after="60" w:before="0" w:line="276" w:lineRule="auto"/>
+        <w:ind w:left="453" w:hanging="283"/>
+        <w:jc w:val="both"/>
+      </w:pPr>
+      <w:r>
+        <w:rPr>
+          <w:rFonts w:ascii="Times New Roman" w:cs="Times New Roman" w:eastAsia="Times New Roman" w:hAnsi="Times New Roman"/>
+          <w:b w:val="false"/>
+          <w:bCs w:val="false"/>
+          <w:i w:val="false"/>
+          <w:iCs w:val="false"/>
+          <w:sz w:val="26"/>
+          <w:szCs w:val="26"/>
+        </w:rPr>
+        <w:t xml:space="preserve">3. Khi vượt quy mô khuyến nghị, chọn một hoặc kết hợp: chia danh sách theo cửa, khu vực (mỗi đầu đọc chỉ nạp người có quyền qua cửa đó); dùng </w:t>
+      </w:r>
+      <w:r>
+        <w:rPr>
+          <w:rFonts w:ascii="Times New Roman" w:cs="Times New Roman" w:eastAsia="Times New Roman" w:hAnsi="Times New Roman"/>
+          <w:b/>
+          <w:bCs/>
+          <w:i w:val="false"/>
+          <w:iCs w:val="false"/>
+          <w:sz w:val="26"/>
+          <w:szCs w:val="26"/>
+        </w:rPr>
+        <w:t xml:space="preserve">1:1</w:t>
+      </w:r>
+      <w:r>
+        <w:rPr>
+          <w:rFonts w:ascii="Times New Roman" w:cs="Times New Roman" w:eastAsia="Times New Roman" w:hAnsi="Times New Roman"/>
+          <w:b w:val="false"/>
+          <w:bCs w:val="false"/>
+          <w:i w:val="false"/>
+          <w:iCs w:val="false"/>
+          <w:sz w:val="26"/>
+          <w:szCs w:val="26"/>
+        </w:rPr>
+        <w:t xml:space="preserve"> (thẻ hoặc mã nhân viên kết hợp khuôn mặt); tăng ngưỡng kèm phương thức thay thế; không dùng kết quả nhận diện để tự động kết luận bất lợi.</w:t>
+      </w:r>
+    </w:p>
+    <w:p>
+      <w:pPr>
+        <w:spacing w:after="60" w:before="0" w:line="276" w:lineRule="auto"/>
+        <w:ind w:left="453" w:hanging="283"/>
+        <w:jc w:val="both"/>
+      </w:pPr>
+      <w:r>
+        <w:rPr>
+          <w:rFonts w:ascii="Times New Roman" w:cs="Times New Roman" w:eastAsia="Times New Roman" w:hAnsi="Times New Roman"/>
+          <w:b w:val="false"/>
+          <w:bCs w:val="false"/>
+          <w:i w:val="false"/>
+          <w:iCs w:val="false"/>
+          <w:sz w:val="26"/>
+          <w:szCs w:val="26"/>
+        </w:rPr>
+        <w:t xml:space="preserve">4. Số đo trên ảnh đăng ký chất lượng tốt thường </w:t>
+      </w:r>
+      <w:r>
+        <w:rPr>
+          <w:rFonts w:ascii="Times New Roman" w:cs="Times New Roman" w:eastAsia="Times New Roman" w:hAnsi="Times New Roman"/>
+          <w:b/>
+          <w:bCs/>
+          <w:i w:val="false"/>
+          <w:iCs w:val="false"/>
+          <w:sz w:val="26"/>
+          <w:szCs w:val="26"/>
+        </w:rPr>
+        <w:t xml:space="preserve">tốt hơn</w:t>
+      </w:r>
+      <w:r>
+        <w:rPr>
+          <w:rFonts w:ascii="Times New Roman" w:cs="Times New Roman" w:eastAsia="Times New Roman" w:hAnsi="Times New Roman"/>
+          <w:b w:val="false"/>
+          <w:bCs w:val="false"/>
+          <w:i w:val="false"/>
+          <w:iCs w:val="false"/>
+          <w:sz w:val="26"/>
+          <w:szCs w:val="26"/>
+        </w:rPr>
+        <w:t xml:space="preserve"> thực tế lắp đặt (ánh sáng, góc nghiêng, chuyển động). Kỹ thuật viên đo thử tại hiện trường khi bàn giao (K8).</w:t>
+      </w:r>
+    </w:p>
+    <w:p>
+      <w:pPr>
+        <w:spacing w:after="120" w:before="0" w:line="276" w:lineRule="auto"/>
+        <w:ind w:firstLine="566"/>
+        <w:jc w:val="both"/>
+      </w:pPr>
+      <w:r>
+        <w:rPr>
+          <w:rFonts w:ascii="Times New Roman" w:cs="Times New Roman" w:eastAsia="Times New Roman" w:hAnsi="Times New Roman"/>
+          <w:b w:val="false"/>
+          <w:bCs w:val="false"/>
+          <w:i w:val="false"/>
+          <w:iCs w:val="false"/>
+          <w:sz w:val="26"/>
+          <w:szCs w:val="26"/>
+        </w:rPr>
+        <w:t xml:space="preserve">Căn cứ: nguyên tắc bảo đảm tính chính xác của dữ liệu cá nhân (khoản 3 Điều 3 Luật Bảo vệ dữ liệu cá nhân; không bảo đảm tính chính xác bị phạt 20–40 triệu đồng theo điểm b khoản 1 Điều 39 Nghị định số 330/2026/NĐ-CP); độ tin cậy của thuật toán (điểm a khoản 5 Điều 10 Nghị định số 356/2025/NĐ-CP); quyết định tự động phải có cơ chế để con người đánh giá lại (điểm b khoản 3 Điều 67 Nghị định số 330/2026/NĐ-CP).</w:t>
       </w:r>
     </w:p>
     <w:p>
@@ -5638,12 +6686,13 @@
         <w:tblLayout w:type="autofit"/>
       </w:tblPr>
       <w:tblGrid>
-        <w:gridCol w:w="1264"/>
+        <w:gridCol w:w="1172"/>
         <w:gridCol w:w="1630"/>
+        <w:gridCol w:w="739"/>
         <w:gridCol w:w="1630"/>
-        <w:gridCol w:w="1492"/>
-        <w:gridCol w:w="1370"/>
-        <w:gridCol w:w="1639"/>
+        <w:gridCol w:w="1356"/>
+        <w:gridCol w:w="1157"/>
+        <w:gridCol w:w="1341"/>
       </w:tblGrid>
       <w:tr>
         <w:trPr>
@@ -5652,7 +6701,7 @@
         </w:trPr>
         <w:tc>
           <w:tcPr>
-            <w:tcW w:type="dxa" w:w="1264"/>
+            <w:tcW w:type="dxa" w:w="1172"/>
             <w:tcBorders>
               <w:top w:val="single" w:color="000000" w:sz="4"/>
               <w:left w:val="single" w:color="000000" w:sz="4"/>
@@ -5722,13 +6771,13 @@
                 <w:sz w:val="20"/>
                 <w:szCs w:val="20"/>
               </w:rPr>
-              <w:t xml:space="preserve">FAR</w:t>
-            </w:r>
-          </w:p>
-        </w:tc>
-        <w:tc>
-          <w:tcPr>
-            <w:tcW w:type="dxa" w:w="1630"/>
+              <w:t xml:space="preserve">FAR (mỗi cặp)</w:t>
+            </w:r>
+          </w:p>
+        </w:tc>
+        <w:tc>
+          <w:tcPr>
+            <w:tcW w:type="dxa" w:w="739"/>
             <w:tcBorders>
               <w:top w:val="single" w:color="000000" w:sz="4"/>
               <w:left w:val="single" w:color="000000" w:sz="4"/>
@@ -5766,7 +6815,7 @@
         </w:tc>
         <w:tc>
           <w:tcPr>
-            <w:tcW w:type="dxa" w:w="1492"/>
+            <w:tcW w:type="dxa" w:w="1630"/>
             <w:tcBorders>
               <w:top w:val="single" w:color="000000" w:sz="4"/>
               <w:left w:val="single" w:color="000000" w:sz="4"/>
@@ -5798,34 +6847,8 @@
                 <w:sz w:val="20"/>
                 <w:szCs w:val="20"/>
               </w:rPr>
-              <w:t xml:space="preserve">Chế độ</w:t>
-            </w:r>
-          </w:p>
-        </w:tc>
-        <w:tc>
-          <w:tcPr>
-            <w:tcW w:type="dxa" w:w="1370"/>
-            <w:tcBorders>
-              <w:top w:val="single" w:color="000000" w:sz="4"/>
-              <w:left w:val="single" w:color="000000" w:sz="4"/>
-              <w:bottom w:val="single" w:color="000000" w:sz="4"/>
-              <w:right w:val="single" w:color="000000" w:sz="4"/>
-            </w:tcBorders>
-            <w:shd w:fill="F2F2F2" w:color="auto" w:val="clear"/>
-            <w:tcMar>
-              <w:top w:type="dxa" w:w="30"/>
-              <w:left w:type="dxa" w:w="70"/>
-              <w:bottom w:type="dxa" w:w="30"/>
-              <w:right w:type="dxa" w:w="70"/>
-            </w:tcMar>
-            <w:vAlign w:val="center"/>
-          </w:tcPr>
-          <w:p>
-            <w:pPr>
-              <w:keepNext/>
-              <w:spacing w:after="0" w:before="0" w:line="240" w:lineRule="auto"/>
-              <w:jc w:val="center"/>
-            </w:pPr>
+              <w:t xml:space="preserve">Nhận nhầm người lạ ước tính với N = </w:t>
+            </w:r>
             <w:r>
               <w:rPr>
                 <w:rFonts w:ascii="Times New Roman" w:cs="Times New Roman" w:eastAsia="Times New Roman" w:hAnsi="Times New Roman"/>
@@ -5835,6 +6858,83 @@
                 <w:iCs w:val="false"/>
                 <w:sz w:val="20"/>
                 <w:szCs w:val="20"/>
+                <w:highlight w:val="yellow"/>
+              </w:rPr>
+              <w:t xml:space="preserve">500</w:t>
+            </w:r>
+          </w:p>
+        </w:tc>
+        <w:tc>
+          <w:tcPr>
+            <w:tcW w:type="dxa" w:w="1356"/>
+            <w:tcBorders>
+              <w:top w:val="single" w:color="000000" w:sz="4"/>
+              <w:left w:val="single" w:color="000000" w:sz="4"/>
+              <w:bottom w:val="single" w:color="000000" w:sz="4"/>
+              <w:right w:val="single" w:color="000000" w:sz="4"/>
+            </w:tcBorders>
+            <w:shd w:fill="F2F2F2" w:color="auto" w:val="clear"/>
+            <w:tcMar>
+              <w:top w:type="dxa" w:w="30"/>
+              <w:left w:type="dxa" w:w="70"/>
+              <w:bottom w:type="dxa" w:w="30"/>
+              <w:right w:type="dxa" w:w="70"/>
+            </w:tcMar>
+            <w:vAlign w:val="center"/>
+          </w:tcPr>
+          <w:p>
+            <w:pPr>
+              <w:keepNext/>
+              <w:spacing w:after="0" w:before="0" w:line="240" w:lineRule="auto"/>
+              <w:jc w:val="center"/>
+            </w:pPr>
+            <w:r>
+              <w:rPr>
+                <w:rFonts w:ascii="Times New Roman" w:cs="Times New Roman" w:eastAsia="Times New Roman" w:hAnsi="Times New Roman"/>
+                <w:b/>
+                <w:bCs/>
+                <w:i w:val="false"/>
+                <w:iCs w:val="false"/>
+                <w:sz w:val="20"/>
+                <w:szCs w:val="20"/>
+              </w:rPr>
+              <w:t xml:space="preserve">Chế độ</w:t>
+            </w:r>
+          </w:p>
+        </w:tc>
+        <w:tc>
+          <w:tcPr>
+            <w:tcW w:type="dxa" w:w="1157"/>
+            <w:tcBorders>
+              <w:top w:val="single" w:color="000000" w:sz="4"/>
+              <w:left w:val="single" w:color="000000" w:sz="4"/>
+              <w:bottom w:val="single" w:color="000000" w:sz="4"/>
+              <w:right w:val="single" w:color="000000" w:sz="4"/>
+            </w:tcBorders>
+            <w:shd w:fill="F2F2F2" w:color="auto" w:val="clear"/>
+            <w:tcMar>
+              <w:top w:type="dxa" w:w="30"/>
+              <w:left w:type="dxa" w:w="70"/>
+              <w:bottom w:type="dxa" w:w="30"/>
+              <w:right w:type="dxa" w:w="70"/>
+            </w:tcMar>
+            <w:vAlign w:val="center"/>
+          </w:tcPr>
+          <w:p>
+            <w:pPr>
+              <w:keepNext/>
+              <w:spacing w:after="0" w:before="0" w:line="240" w:lineRule="auto"/>
+              <w:jc w:val="center"/>
+            </w:pPr>
+            <w:r>
+              <w:rPr>
+                <w:rFonts w:ascii="Times New Roman" w:cs="Times New Roman" w:eastAsia="Times New Roman" w:hAnsi="Times New Roman"/>
+                <w:b/>
+                <w:bCs/>
+                <w:i w:val="false"/>
+                <w:iCs w:val="false"/>
+                <w:sz w:val="20"/>
+                <w:szCs w:val="20"/>
               </w:rPr>
               <w:t xml:space="preserve">Bộ dữ liệu kiểm thử</w:t>
             </w:r>
@@ -5842,7 +6942,7 @@
         </w:tc>
         <w:tc>
           <w:tcPr>
-            <w:tcW w:type="dxa" w:w="1639"/>
+            <w:tcW w:type="dxa" w:w="1341"/>
             <w:tcBorders>
               <w:top w:val="single" w:color="000000" w:sz="4"/>
               <w:left w:val="single" w:color="000000" w:sz="4"/>
@@ -5886,7 +6986,7 @@
         </w:trPr>
         <w:tc>
           <w:tcPr>
-            <w:tcW w:type="dxa" w:w="1264"/>
+            <w:tcW w:type="dxa" w:w="1172"/>
             <w:tcBorders>
               <w:top w:val="single" w:color="000000" w:sz="4"/>
               <w:left w:val="single" w:color="000000" w:sz="4"/>
@@ -5974,7 +7074,7 @@
         </w:tc>
         <w:tc>
           <w:tcPr>
-            <w:tcW w:type="dxa" w:w="1630"/>
+            <w:tcW w:type="dxa" w:w="739"/>
             <w:tcBorders>
               <w:top w:val="single" w:color="000000" w:sz="4"/>
               <w:left w:val="single" w:color="000000" w:sz="4"/>
@@ -6012,44 +7112,7 @@
         </w:tc>
         <w:tc>
           <w:tcPr>
-            <w:tcW w:type="dxa" w:w="1492"/>
-            <w:tcBorders>
-              <w:top w:val="single" w:color="000000" w:sz="4"/>
-              <w:left w:val="single" w:color="000000" w:sz="4"/>
-              <w:bottom w:val="single" w:color="000000" w:sz="4"/>
-              <w:right w:val="single" w:color="000000" w:sz="4"/>
-            </w:tcBorders>
-            <w:tcMar>
-              <w:top w:type="dxa" w:w="30"/>
-              <w:left w:type="dxa" w:w="70"/>
-              <w:bottom w:type="dxa" w:w="30"/>
-              <w:right w:type="dxa" w:w="70"/>
-            </w:tcMar>
-            <w:vAlign w:val="center"/>
-          </w:tcPr>
-          <w:p>
-            <w:pPr>
-              <w:keepNext/>
-              <w:spacing w:after="0" w:before="0" w:line="240" w:lineRule="auto"/>
-              <w:jc w:val="left"/>
-            </w:pPr>
-            <w:r>
-              <w:rPr>
-                <w:rFonts w:ascii="Times New Roman" w:cs="Times New Roman" w:eastAsia="Times New Roman" w:hAnsi="Times New Roman"/>
-                <w:b w:val="false"/>
-                <w:bCs w:val="false"/>
-                <w:i w:val="false"/>
-                <w:iCs w:val="false"/>
-                <w:sz w:val="20"/>
-                <w:szCs w:val="20"/>
-              </w:rPr>
-              <w:t xml:space="preserve">{{1:1/1:N với N = ...}}</w:t>
-            </w:r>
-          </w:p>
-        </w:tc>
-        <w:tc>
-          <w:tcPr>
-            <w:tcW w:type="dxa" w:w="1370"/>
+            <w:tcW w:type="dxa" w:w="1630"/>
             <w:tcBorders>
               <w:top w:val="single" w:color="000000" w:sz="4"/>
               <w:left w:val="single" w:color="000000" w:sz="4"/>
@@ -6081,13 +7144,88 @@
                 <w:szCs w:val="20"/>
                 <w:highlight w:val="yellow"/>
               </w:rPr>
+              <w:t xml:space="preserve">Chưa kiểm thử</w:t>
+            </w:r>
+          </w:p>
+        </w:tc>
+        <w:tc>
+          <w:tcPr>
+            <w:tcW w:type="dxa" w:w="1356"/>
+            <w:tcBorders>
+              <w:top w:val="single" w:color="000000" w:sz="4"/>
+              <w:left w:val="single" w:color="000000" w:sz="4"/>
+              <w:bottom w:val="single" w:color="000000" w:sz="4"/>
+              <w:right w:val="single" w:color="000000" w:sz="4"/>
+            </w:tcBorders>
+            <w:tcMar>
+              <w:top w:type="dxa" w:w="30"/>
+              <w:left w:type="dxa" w:w="70"/>
+              <w:bottom w:type="dxa" w:w="30"/>
+              <w:right w:type="dxa" w:w="70"/>
+            </w:tcMar>
+            <w:vAlign w:val="center"/>
+          </w:tcPr>
+          <w:p>
+            <w:pPr>
+              <w:keepNext/>
+              <w:spacing w:after="0" w:before="0" w:line="240" w:lineRule="auto"/>
+              <w:jc w:val="left"/>
+            </w:pPr>
+            <w:r>
+              <w:rPr>
+                <w:rFonts w:ascii="Times New Roman" w:cs="Times New Roman" w:eastAsia="Times New Roman" w:hAnsi="Times New Roman"/>
+                <w:b w:val="false"/>
+                <w:bCs w:val="false"/>
+                <w:i w:val="false"/>
+                <w:iCs w:val="false"/>
+                <w:sz w:val="20"/>
+                <w:szCs w:val="20"/>
+              </w:rPr>
+              <w:t xml:space="preserve">{{1:1/1:N với N = ...}}</w:t>
+            </w:r>
+          </w:p>
+        </w:tc>
+        <w:tc>
+          <w:tcPr>
+            <w:tcW w:type="dxa" w:w="1157"/>
+            <w:tcBorders>
+              <w:top w:val="single" w:color="000000" w:sz="4"/>
+              <w:left w:val="single" w:color="000000" w:sz="4"/>
+              <w:bottom w:val="single" w:color="000000" w:sz="4"/>
+              <w:right w:val="single" w:color="000000" w:sz="4"/>
+            </w:tcBorders>
+            <w:tcMar>
+              <w:top w:type="dxa" w:w="30"/>
+              <w:left w:type="dxa" w:w="70"/>
+              <w:bottom w:type="dxa" w:w="30"/>
+              <w:right w:type="dxa" w:w="70"/>
+            </w:tcMar>
+            <w:vAlign w:val="center"/>
+          </w:tcPr>
+          <w:p>
+            <w:pPr>
+              <w:keepNext/>
+              <w:spacing w:after="0" w:before="0" w:line="240" w:lineRule="auto"/>
+              <w:jc w:val="left"/>
+            </w:pPr>
+            <w:r>
+              <w:rPr>
+                <w:rFonts w:ascii="Times New Roman" w:cs="Times New Roman" w:eastAsia="Times New Roman" w:hAnsi="Times New Roman"/>
+                <w:b w:val="false"/>
+                <w:bCs w:val="false"/>
+                <w:i w:val="false"/>
+                <w:iCs w:val="false"/>
+                <w:sz w:val="20"/>
+                <w:szCs w:val="20"/>
+                <w:highlight w:val="yellow"/>
+              </w:rPr>
               <w:t xml:space="preserve">bộ dữ liệu kiểm thử nội bộ (mô phỏng)</w:t>
             </w:r>
           </w:p>
         </w:tc>
         <w:tc>
           <w:tcPr>
-            <w:tcW w:type="dxa" w:w="1639"/>
+            <w:tcW w:type="dxa" w:w="1341"/>
             <w:tcBorders>
               <w:top w:val="single" w:color="000000" w:sz="4"/>
               <w:left w:val="single" w:color="000000" w:sz="4"/>
@@ -6131,7 +7269,7 @@
         </w:trPr>
         <w:tc>
           <w:tcPr>
-            <w:tcW w:type="dxa" w:w="1264"/>
+            <w:tcW w:type="dxa" w:w="1172"/>
             <w:tcBorders>
               <w:top w:val="single" w:color="000000" w:sz="4"/>
               <w:left w:val="single" w:color="000000" w:sz="4"/>
@@ -6207,7 +7345,7 @@
         </w:tc>
         <w:tc>
           <w:tcPr>
-            <w:tcW w:type="dxa" w:w="1630"/>
+            <w:tcW w:type="dxa" w:w="739"/>
             <w:tcBorders>
               <w:top w:val="single" w:color="000000" w:sz="4"/>
               <w:left w:val="single" w:color="000000" w:sz="4"/>
@@ -6245,57 +7383,95 @@
         </w:tc>
         <w:tc>
           <w:tcPr>
-            <w:tcW w:type="dxa" w:w="1492"/>
-            <w:tcBorders>
-              <w:top w:val="single" w:color="000000" w:sz="4"/>
-              <w:left w:val="single" w:color="000000" w:sz="4"/>
-              <w:bottom w:val="single" w:color="000000" w:sz="4"/>
-              <w:right w:val="single" w:color="000000" w:sz="4"/>
-            </w:tcBorders>
-            <w:tcMar>
-              <w:top w:type="dxa" w:w="30"/>
-              <w:left w:type="dxa" w:w="70"/>
-              <w:bottom w:type="dxa" w:w="30"/>
-              <w:right w:type="dxa" w:w="70"/>
-            </w:tcMar>
-            <w:vAlign w:val="center"/>
-          </w:tcPr>
-          <w:p>
-            <w:pPr>
-              <w:keepNext/>
-              <w:spacing w:after="0" w:before="0" w:line="240" w:lineRule="auto"/>
-              <w:jc w:val="left"/>
-            </w:pPr>
-          </w:p>
-        </w:tc>
-        <w:tc>
-          <w:tcPr>
-            <w:tcW w:type="dxa" w:w="1370"/>
-            <w:tcBorders>
-              <w:top w:val="single" w:color="000000" w:sz="4"/>
-              <w:left w:val="single" w:color="000000" w:sz="4"/>
-              <w:bottom w:val="single" w:color="000000" w:sz="4"/>
-              <w:right w:val="single" w:color="000000" w:sz="4"/>
-            </w:tcBorders>
-            <w:tcMar>
-              <w:top w:type="dxa" w:w="30"/>
-              <w:left w:type="dxa" w:w="70"/>
-              <w:bottom w:type="dxa" w:w="30"/>
-              <w:right w:type="dxa" w:w="70"/>
-            </w:tcMar>
-            <w:vAlign w:val="center"/>
-          </w:tcPr>
-          <w:p>
-            <w:pPr>
-              <w:keepNext/>
-              <w:spacing w:after="0" w:before="0" w:line="240" w:lineRule="auto"/>
-              <w:jc w:val="left"/>
-            </w:pPr>
-          </w:p>
-        </w:tc>
-        <w:tc>
-          <w:tcPr>
-            <w:tcW w:type="dxa" w:w="1639"/>
+            <w:tcW w:type="dxa" w:w="1630"/>
+            <w:tcBorders>
+              <w:top w:val="single" w:color="000000" w:sz="4"/>
+              <w:left w:val="single" w:color="000000" w:sz="4"/>
+              <w:bottom w:val="single" w:color="000000" w:sz="4"/>
+              <w:right w:val="single" w:color="000000" w:sz="4"/>
+            </w:tcBorders>
+            <w:tcMar>
+              <w:top w:type="dxa" w:w="30"/>
+              <w:left w:type="dxa" w:w="70"/>
+              <w:bottom w:type="dxa" w:w="30"/>
+              <w:right w:type="dxa" w:w="70"/>
+            </w:tcMar>
+            <w:vAlign w:val="center"/>
+          </w:tcPr>
+          <w:p>
+            <w:pPr>
+              <w:keepNext/>
+              <w:spacing w:after="0" w:before="0" w:line="240" w:lineRule="auto"/>
+              <w:jc w:val="left"/>
+            </w:pPr>
+            <w:r>
+              <w:rPr>
+                <w:rFonts w:ascii="Times New Roman" w:cs="Times New Roman" w:eastAsia="Times New Roman" w:hAnsi="Times New Roman"/>
+                <w:b w:val="false"/>
+                <w:bCs w:val="false"/>
+                <w:i w:val="false"/>
+                <w:iCs w:val="false"/>
+                <w:sz w:val="20"/>
+                <w:szCs w:val="20"/>
+                <w:highlight w:val="yellow"/>
+              </w:rPr>
+              <w:t xml:space="preserve">Chưa kiểm thử</w:t>
+            </w:r>
+          </w:p>
+        </w:tc>
+        <w:tc>
+          <w:tcPr>
+            <w:tcW w:type="dxa" w:w="1356"/>
+            <w:tcBorders>
+              <w:top w:val="single" w:color="000000" w:sz="4"/>
+              <w:left w:val="single" w:color="000000" w:sz="4"/>
+              <w:bottom w:val="single" w:color="000000" w:sz="4"/>
+              <w:right w:val="single" w:color="000000" w:sz="4"/>
+            </w:tcBorders>
+            <w:tcMar>
+              <w:top w:type="dxa" w:w="30"/>
+              <w:left w:type="dxa" w:w="70"/>
+              <w:bottom w:type="dxa" w:w="30"/>
+              <w:right w:type="dxa" w:w="70"/>
+            </w:tcMar>
+            <w:vAlign w:val="center"/>
+          </w:tcPr>
+          <w:p>
+            <w:pPr>
+              <w:keepNext/>
+              <w:spacing w:after="0" w:before="0" w:line="240" w:lineRule="auto"/>
+              <w:jc w:val="left"/>
+            </w:pPr>
+          </w:p>
+        </w:tc>
+        <w:tc>
+          <w:tcPr>
+            <w:tcW w:type="dxa" w:w="1157"/>
+            <w:tcBorders>
+              <w:top w:val="single" w:color="000000" w:sz="4"/>
+              <w:left w:val="single" w:color="000000" w:sz="4"/>
+              <w:bottom w:val="single" w:color="000000" w:sz="4"/>
+              <w:right w:val="single" w:color="000000" w:sz="4"/>
+            </w:tcBorders>
+            <w:tcMar>
+              <w:top w:type="dxa" w:w="30"/>
+              <w:left w:type="dxa" w:w="70"/>
+              <w:bottom w:type="dxa" w:w="30"/>
+              <w:right w:type="dxa" w:w="70"/>
+            </w:tcMar>
+            <w:vAlign w:val="center"/>
+          </w:tcPr>
+          <w:p>
+            <w:pPr>
+              <w:keepNext/>
+              <w:spacing w:after="0" w:before="0" w:line="240" w:lineRule="auto"/>
+              <w:jc w:val="left"/>
+            </w:pPr>
+          </w:p>
+        </w:tc>
+        <w:tc>
+          <w:tcPr>
+            <w:tcW w:type="dxa" w:w="1341"/>
             <w:tcBorders>
               <w:top w:val="single" w:color="000000" w:sz="4"/>
               <w:left w:val="single" w:color="000000" w:sz="4"/>
@@ -6326,7 +7502,7 @@
         </w:trPr>
         <w:tc>
           <w:tcPr>
-            <w:tcW w:type="dxa" w:w="1264"/>
+            <w:tcW w:type="dxa" w:w="1172"/>
             <w:tcBorders>
               <w:top w:val="single" w:color="000000" w:sz="4"/>
               <w:left w:val="single" w:color="000000" w:sz="4"/>
@@ -6402,7 +7578,7 @@
         </w:tc>
         <w:tc>
           <w:tcPr>
-            <w:tcW w:type="dxa" w:w="1630"/>
+            <w:tcW w:type="dxa" w:w="739"/>
             <w:tcBorders>
               <w:top w:val="single" w:color="000000" w:sz="4"/>
               <w:left w:val="single" w:color="000000" w:sz="4"/>
@@ -6440,7 +7616,7 @@
         </w:tc>
         <w:tc>
           <w:tcPr>
-            <w:tcW w:type="dxa" w:w="1492"/>
+            <w:tcW w:type="dxa" w:w="1630"/>
             <w:tcBorders>
               <w:top w:val="single" w:color="000000" w:sz="4"/>
               <w:left w:val="single" w:color="000000" w:sz="4"/>
@@ -6461,11 +7637,24 @@
               <w:spacing w:after="0" w:before="0" w:line="240" w:lineRule="auto"/>
               <w:jc w:val="left"/>
             </w:pPr>
-          </w:p>
-        </w:tc>
-        <w:tc>
-          <w:tcPr>
-            <w:tcW w:type="dxa" w:w="1370"/>
+            <w:r>
+              <w:rPr>
+                <w:rFonts w:ascii="Times New Roman" w:cs="Times New Roman" w:eastAsia="Times New Roman" w:hAnsi="Times New Roman"/>
+                <w:b w:val="false"/>
+                <w:bCs w:val="false"/>
+                <w:i w:val="false"/>
+                <w:iCs w:val="false"/>
+                <w:sz w:val="20"/>
+                <w:szCs w:val="20"/>
+                <w:highlight w:val="yellow"/>
+              </w:rPr>
+              <w:t xml:space="preserve">Chưa kiểm thử</w:t>
+            </w:r>
+          </w:p>
+        </w:tc>
+        <w:tc>
+          <w:tcPr>
+            <w:tcW w:type="dxa" w:w="1356"/>
             <w:tcBorders>
               <w:top w:val="single" w:color="000000" w:sz="4"/>
               <w:left w:val="single" w:color="000000" w:sz="4"/>
@@ -6490,7 +7679,32 @@
         </w:tc>
         <w:tc>
           <w:tcPr>
-            <w:tcW w:type="dxa" w:w="1639"/>
+            <w:tcW w:type="dxa" w:w="1157"/>
+            <w:tcBorders>
+              <w:top w:val="single" w:color="000000" w:sz="4"/>
+              <w:left w:val="single" w:color="000000" w:sz="4"/>
+              <w:bottom w:val="single" w:color="000000" w:sz="4"/>
+              <w:right w:val="single" w:color="000000" w:sz="4"/>
+            </w:tcBorders>
+            <w:tcMar>
+              <w:top w:type="dxa" w:w="30"/>
+              <w:left w:type="dxa" w:w="70"/>
+              <w:bottom w:type="dxa" w:w="30"/>
+              <w:right w:type="dxa" w:w="70"/>
+            </w:tcMar>
+            <w:vAlign w:val="center"/>
+          </w:tcPr>
+          <w:p>
+            <w:pPr>
+              <w:keepNext w:val="false"/>
+              <w:spacing w:after="0" w:before="0" w:line="240" w:lineRule="auto"/>
+              <w:jc w:val="left"/>
+            </w:pPr>
+          </w:p>
+        </w:tc>
+        <w:tc>
+          <w:tcPr>
+            <w:tcW w:type="dxa" w:w="1341"/>
             <w:tcBorders>
               <w:top w:val="single" w:color="000000" w:sz="4"/>
               <w:left w:val="single" w:color="000000" w:sz="4"/>
@@ -6520,6 +7734,25 @@
         <w:spacing w:after="60" w:before="0" w:line="276" w:lineRule="auto"/>
         <w:jc w:val="both"/>
       </w:pPr>
+    </w:p>
+    <w:p>
+      <w:pPr>
+        <w:spacing w:after="120" w:before="0" w:line="276" w:lineRule="auto"/>
+        <w:ind w:firstLine="566"/>
+        <w:jc w:val="both"/>
+      </w:pPr>
+      <w:r>
+        <w:rPr>
+          <w:rFonts w:ascii="Times New Roman" w:cs="Times New Roman" w:eastAsia="Times New Roman" w:hAnsi="Times New Roman"/>
+          <w:b w:val="false"/>
+          <w:bCs w:val="false"/>
+          <w:i w:val="false"/>
+          <w:iCs w:val="false"/>
+          <w:sz w:val="26"/>
+          <w:szCs w:val="26"/>
+        </w:rPr>
+        <w:t xml:space="preserve">Cột "nhận nhầm người lạ" tính theo công thức tại mục B.3. Ghi rõ số người, số mẫu của bộ kiểm thử; bộ kiểm thử nhỏ (vài trăm người) chỉ cho kết quả sơ bộ, chưa đủ để công bố là độ chính xác của sản phẩm.</w:t>
+      </w:r>
     </w:p>
     <w:p>
       <w:pPr>

--- a/templates/09-ai-vision/b3-giai-thich-thuat-toan.docx
+++ b/templates/09-ai-vision/b3-giai-thich-thuat-toan.docx
@@ -176,7 +176,31 @@
           <w:sz w:val="26"/>
           <w:szCs w:val="26"/>
         </w:rPr>
-        <w:t xml:space="preserve"> chụp ảnh khuôn mặt của bạn khi bạn đi qua và so với khuôn mặt bạn đã đăng ký. Nếu giống, hệ thống {{mở cửa/ghi giờ công/ghi có mặt}}.</w:t>
+        <w:t xml:space="preserve"> chụp ảnh khuôn mặt của bạn khi bạn đi qua và so với khuôn mặt bạn đã đăng ký. Nếu giống, hệ thống {{mở cửa/ghi giờ công/ghi có mặt}}. Đây là </w:t>
+      </w:r>
+      <w:r>
+        <w:rPr>
+          <w:rFonts w:ascii="Times New Roman" w:cs="Times New Roman" w:eastAsia="Times New Roman" w:hAnsi="Times New Roman"/>
+          <w:b/>
+          <w:bCs/>
+          <w:i w:val="false"/>
+          <w:iCs w:val="false"/>
+          <w:sz w:val="26"/>
+          <w:szCs w:val="26"/>
+        </w:rPr>
+        <w:t xml:space="preserve">hệ thống trí tuệ nhân tạo (AI)</w:t>
+      </w:r>
+      <w:r>
+        <w:rPr>
+          <w:rFonts w:ascii="Times New Roman" w:cs="Times New Roman" w:eastAsia="Times New Roman" w:hAnsi="Times New Roman"/>
+          <w:b w:val="false"/>
+          <w:bCs w:val="false"/>
+          <w:i w:val="false"/>
+          <w:iCs w:val="false"/>
+          <w:sz w:val="26"/>
+          <w:szCs w:val="26"/>
+        </w:rPr>
+        <w:t xml:space="preserve">: máy tự so khớp khuôn mặt, không có người trực tiếp nhận diện tại thời điểm bạn đi qua.</w:t>
       </w:r>
     </w:p>
     <w:p>
@@ -1833,6 +1857,763 @@
         <w:spacing w:after="60" w:before="0" w:line="276" w:lineRule="auto"/>
         <w:jc w:val="both"/>
       </w:pPr>
+    </w:p>
+    <w:p>
+      <w:pPr>
+        <w:keepNext/>
+        <w:spacing w:after="120" w:before="180" w:line="240" w:lineRule="auto"/>
+        <w:jc w:val="left"/>
+      </w:pPr>
+      <w:r>
+        <w:rPr>
+          <w:rFonts w:ascii="Times New Roman" w:cs="Times New Roman" w:eastAsia="Times New Roman" w:hAnsi="Times New Roman"/>
+          <w:b/>
+          <w:bCs/>
+          <w:i w:val="false"/>
+          <w:iCs w:val="false"/>
+          <w:caps w:val="false"/>
+          <w:sz w:val="28"/>
+          <w:szCs w:val="28"/>
+        </w:rPr>
+        <w:t xml:space="preserve">B.0. Mô hình sử dụng</w:t>
+      </w:r>
+    </w:p>
+    <w:tbl>
+      <w:tblPr>
+        <w:tblW w:type="pct" w:w="100%"/>
+        <w:tblBorders>
+          <w:top w:val="single" w:color="auto" w:sz="4"/>
+          <w:left w:val="single" w:color="auto" w:sz="4"/>
+          <w:bottom w:val="single" w:color="auto" w:sz="4"/>
+          <w:right w:val="single" w:color="auto" w:sz="4"/>
+          <w:insideH w:val="single" w:color="auto" w:sz="4"/>
+          <w:insideV w:val="single" w:color="auto" w:sz="4"/>
+        </w:tblBorders>
+        <w:tblLayout w:type="autofit"/>
+      </w:tblPr>
+      <w:tblGrid>
+        <w:gridCol w:w="1389"/>
+        <w:gridCol w:w="1142"/>
+        <w:gridCol w:w="987"/>
+        <w:gridCol w:w="3552"/>
+        <w:gridCol w:w="1955"/>
+      </w:tblGrid>
+      <w:tr>
+        <w:trPr>
+          <w:cantSplit/>
+          <w:tblHeader/>
+        </w:trPr>
+        <w:tc>
+          <w:tcPr>
+            <w:tcW w:type="dxa" w:w="1389"/>
+            <w:tcBorders>
+              <w:top w:val="single" w:color="000000" w:sz="4"/>
+              <w:left w:val="single" w:color="000000" w:sz="4"/>
+              <w:bottom w:val="single" w:color="000000" w:sz="4"/>
+              <w:right w:val="single" w:color="000000" w:sz="4"/>
+            </w:tcBorders>
+            <w:shd w:fill="F2F2F2" w:color="auto" w:val="clear"/>
+            <w:tcMar>
+              <w:top w:type="dxa" w:w="30"/>
+              <w:left w:type="dxa" w:w="70"/>
+              <w:bottom w:type="dxa" w:w="30"/>
+              <w:right w:type="dxa" w:w="70"/>
+            </w:tcMar>
+            <w:vAlign w:val="center"/>
+          </w:tcPr>
+          <w:p>
+            <w:pPr>
+              <w:keepNext/>
+              <w:spacing w:after="0" w:before="0" w:line="240" w:lineRule="auto"/>
+              <w:jc w:val="center"/>
+            </w:pPr>
+            <w:r>
+              <w:rPr>
+                <w:rFonts w:ascii="Times New Roman" w:cs="Times New Roman" w:eastAsia="Times New Roman" w:hAnsi="Times New Roman"/>
+                <w:b/>
+                <w:bCs/>
+                <w:i w:val="false"/>
+                <w:iCs w:val="false"/>
+                <w:sz w:val="22"/>
+                <w:szCs w:val="22"/>
+              </w:rPr>
+              <w:t xml:space="preserve">Mô hình</w:t>
+            </w:r>
+          </w:p>
+        </w:tc>
+        <w:tc>
+          <w:tcPr>
+            <w:tcW w:type="dxa" w:w="1142"/>
+            <w:tcBorders>
+              <w:top w:val="single" w:color="000000" w:sz="4"/>
+              <w:left w:val="single" w:color="000000" w:sz="4"/>
+              <w:bottom w:val="single" w:color="000000" w:sz="4"/>
+              <w:right w:val="single" w:color="000000" w:sz="4"/>
+            </w:tcBorders>
+            <w:shd w:fill="F2F2F2" w:color="auto" w:val="clear"/>
+            <w:tcMar>
+              <w:top w:type="dxa" w:w="30"/>
+              <w:left w:type="dxa" w:w="70"/>
+              <w:bottom w:type="dxa" w:w="30"/>
+              <w:right w:type="dxa" w:w="70"/>
+            </w:tcMar>
+            <w:vAlign w:val="center"/>
+          </w:tcPr>
+          <w:p>
+            <w:pPr>
+              <w:keepNext/>
+              <w:spacing w:after="0" w:before="0" w:line="240" w:lineRule="auto"/>
+              <w:jc w:val="center"/>
+            </w:pPr>
+            <w:r>
+              <w:rPr>
+                <w:rFonts w:ascii="Times New Roman" w:cs="Times New Roman" w:eastAsia="Times New Roman" w:hAnsi="Times New Roman"/>
+                <w:b/>
+                <w:bCs/>
+                <w:i w:val="false"/>
+                <w:iCs w:val="false"/>
+                <w:sz w:val="22"/>
+                <w:szCs w:val="22"/>
+              </w:rPr>
+              <w:t xml:space="preserve">Chức năng</w:t>
+            </w:r>
+          </w:p>
+        </w:tc>
+        <w:tc>
+          <w:tcPr>
+            <w:tcW w:type="dxa" w:w="987"/>
+            <w:tcBorders>
+              <w:top w:val="single" w:color="000000" w:sz="4"/>
+              <w:left w:val="single" w:color="000000" w:sz="4"/>
+              <w:bottom w:val="single" w:color="000000" w:sz="4"/>
+              <w:right w:val="single" w:color="000000" w:sz="4"/>
+            </w:tcBorders>
+            <w:shd w:fill="F2F2F2" w:color="auto" w:val="clear"/>
+            <w:tcMar>
+              <w:top w:type="dxa" w:w="30"/>
+              <w:left w:type="dxa" w:w="70"/>
+              <w:bottom w:type="dxa" w:w="30"/>
+              <w:right w:type="dxa" w:w="70"/>
+            </w:tcMar>
+            <w:vAlign w:val="center"/>
+          </w:tcPr>
+          <w:p>
+            <w:pPr>
+              <w:keepNext/>
+              <w:spacing w:after="0" w:before="0" w:line="240" w:lineRule="auto"/>
+              <w:jc w:val="center"/>
+            </w:pPr>
+            <w:r>
+              <w:rPr>
+                <w:rFonts w:ascii="Times New Roman" w:cs="Times New Roman" w:eastAsia="Times New Roman" w:hAnsi="Times New Roman"/>
+                <w:b/>
+                <w:bCs/>
+                <w:i w:val="false"/>
+                <w:iCs w:val="false"/>
+                <w:sz w:val="22"/>
+                <w:szCs w:val="22"/>
+              </w:rPr>
+              <w:t xml:space="preserve">Phiên bản</w:t>
+            </w:r>
+          </w:p>
+        </w:tc>
+        <w:tc>
+          <w:tcPr>
+            <w:tcW w:type="dxa" w:w="3552"/>
+            <w:tcBorders>
+              <w:top w:val="single" w:color="000000" w:sz="4"/>
+              <w:left w:val="single" w:color="000000" w:sz="4"/>
+              <w:bottom w:val="single" w:color="000000" w:sz="4"/>
+              <w:right w:val="single" w:color="000000" w:sz="4"/>
+            </w:tcBorders>
+            <w:shd w:fill="F2F2F2" w:color="auto" w:val="clear"/>
+            <w:tcMar>
+              <w:top w:type="dxa" w:w="30"/>
+              <w:left w:type="dxa" w:w="70"/>
+              <w:bottom w:type="dxa" w:w="30"/>
+              <w:right w:type="dxa" w:w="70"/>
+            </w:tcMar>
+            <w:vAlign w:val="center"/>
+          </w:tcPr>
+          <w:p>
+            <w:pPr>
+              <w:keepNext/>
+              <w:spacing w:after="0" w:before="0" w:line="240" w:lineRule="auto"/>
+              <w:jc w:val="center"/>
+            </w:pPr>
+            <w:r>
+              <w:rPr>
+                <w:rFonts w:ascii="Times New Roman" w:cs="Times New Roman" w:eastAsia="Times New Roman" w:hAnsi="Times New Roman"/>
+                <w:b/>
+                <w:bCs/>
+                <w:i w:val="false"/>
+                <w:iCs w:val="false"/>
+                <w:sz w:val="22"/>
+                <w:szCs w:val="22"/>
+              </w:rPr>
+              <w:t xml:space="preserve">Nguồn gốc (tự phát triển / mua / mã nguồn mở; quốc gia của bên cung cấp)</w:t>
+            </w:r>
+          </w:p>
+        </w:tc>
+        <w:tc>
+          <w:tcPr>
+            <w:tcW w:type="dxa" w:w="1955"/>
+            <w:tcBorders>
+              <w:top w:val="single" w:color="000000" w:sz="4"/>
+              <w:left w:val="single" w:color="000000" w:sz="4"/>
+              <w:bottom w:val="single" w:color="000000" w:sz="4"/>
+              <w:right w:val="single" w:color="000000" w:sz="4"/>
+            </w:tcBorders>
+            <w:shd w:fill="F2F2F2" w:color="auto" w:val="clear"/>
+            <w:tcMar>
+              <w:top w:type="dxa" w:w="30"/>
+              <w:left w:type="dxa" w:w="70"/>
+              <w:bottom w:type="dxa" w:w="30"/>
+              <w:right w:type="dxa" w:w="70"/>
+            </w:tcMar>
+            <w:vAlign w:val="center"/>
+          </w:tcPr>
+          <w:p>
+            <w:pPr>
+              <w:keepNext/>
+              <w:spacing w:after="0" w:before="0" w:line="240" w:lineRule="auto"/>
+              <w:jc w:val="center"/>
+            </w:pPr>
+            <w:r>
+              <w:rPr>
+                <w:rFonts w:ascii="Times New Roman" w:cs="Times New Roman" w:eastAsia="Times New Roman" w:hAnsi="Times New Roman"/>
+                <w:b/>
+                <w:bCs/>
+                <w:i w:val="false"/>
+                <w:iCs w:val="false"/>
+                <w:sz w:val="22"/>
+                <w:szCs w:val="22"/>
+              </w:rPr>
+              <w:t xml:space="preserve">Thẻ mô hình (tên tài liệu, ngày)</w:t>
+            </w:r>
+          </w:p>
+        </w:tc>
+      </w:tr>
+      <w:tr>
+        <w:trPr>
+          <w:cantSplit/>
+          <w:tblHeader w:val="false"/>
+        </w:trPr>
+        <w:tc>
+          <w:tcPr>
+            <w:tcW w:type="dxa" w:w="1389"/>
+            <w:tcBorders>
+              <w:top w:val="single" w:color="000000" w:sz="4"/>
+              <w:left w:val="single" w:color="000000" w:sz="4"/>
+              <w:bottom w:val="single" w:color="000000" w:sz="4"/>
+              <w:right w:val="single" w:color="000000" w:sz="4"/>
+            </w:tcBorders>
+            <w:tcMar>
+              <w:top w:type="dxa" w:w="30"/>
+              <w:left w:type="dxa" w:w="70"/>
+              <w:bottom w:type="dxa" w:w="30"/>
+              <w:right w:type="dxa" w:w="70"/>
+            </w:tcMar>
+            <w:vAlign w:val="center"/>
+          </w:tcPr>
+          <w:p>
+            <w:pPr>
+              <w:keepNext/>
+              <w:spacing w:after="0" w:before="0" w:line="240" w:lineRule="auto"/>
+              <w:jc w:val="left"/>
+            </w:pPr>
+            <w:r>
+              <w:rPr>
+                <w:rFonts w:ascii="Times New Roman" w:cs="Times New Roman" w:eastAsia="Times New Roman" w:hAnsi="Times New Roman"/>
+                <w:b w:val="false"/>
+                <w:bCs w:val="false"/>
+                <w:i w:val="false"/>
+                <w:iCs w:val="false"/>
+                <w:sz w:val="22"/>
+                <w:szCs w:val="22"/>
+              </w:rPr>
+              <w:t xml:space="preserve">Trích xuất đặc trưng, so khớp</w:t>
+            </w:r>
+          </w:p>
+        </w:tc>
+        <w:tc>
+          <w:tcPr>
+            <w:tcW w:type="dxa" w:w="1142"/>
+            <w:tcBorders>
+              <w:top w:val="single" w:color="000000" w:sz="4"/>
+              <w:left w:val="single" w:color="000000" w:sz="4"/>
+              <w:bottom w:val="single" w:color="000000" w:sz="4"/>
+              <w:right w:val="single" w:color="000000" w:sz="4"/>
+            </w:tcBorders>
+            <w:tcMar>
+              <w:top w:type="dxa" w:w="30"/>
+              <w:left w:type="dxa" w:w="70"/>
+              <w:bottom w:type="dxa" w:w="30"/>
+              <w:right w:type="dxa" w:w="70"/>
+            </w:tcMar>
+            <w:vAlign w:val="center"/>
+          </w:tcPr>
+          <w:p>
+            <w:pPr>
+              <w:keepNext/>
+              <w:spacing w:after="0" w:before="0" w:line="240" w:lineRule="auto"/>
+              <w:jc w:val="left"/>
+            </w:pPr>
+            <w:r>
+              <w:rPr>
+                <w:rFonts w:ascii="Times New Roman" w:cs="Times New Roman" w:eastAsia="Times New Roman" w:hAnsi="Times New Roman"/>
+                <w:b w:val="false"/>
+                <w:bCs w:val="false"/>
+                <w:i w:val="false"/>
+                <w:iCs w:val="false"/>
+                <w:sz w:val="22"/>
+                <w:szCs w:val="22"/>
+              </w:rPr>
+              <w:t xml:space="preserve">Nhận diện khuôn mặt</w:t>
+            </w:r>
+          </w:p>
+        </w:tc>
+        <w:tc>
+          <w:tcPr>
+            <w:tcW w:type="dxa" w:w="987"/>
+            <w:tcBorders>
+              <w:top w:val="single" w:color="000000" w:sz="4"/>
+              <w:left w:val="single" w:color="000000" w:sz="4"/>
+              <w:bottom w:val="single" w:color="000000" w:sz="4"/>
+              <w:right w:val="single" w:color="000000" w:sz="4"/>
+            </w:tcBorders>
+            <w:tcMar>
+              <w:top w:type="dxa" w:w="30"/>
+              <w:left w:type="dxa" w:w="70"/>
+              <w:bottom w:type="dxa" w:w="30"/>
+              <w:right w:type="dxa" w:w="70"/>
+            </w:tcMar>
+            <w:vAlign w:val="center"/>
+          </w:tcPr>
+          <w:p>
+            <w:pPr>
+              <w:keepNext/>
+              <w:spacing w:after="0" w:before="0" w:line="240" w:lineRule="auto"/>
+              <w:jc w:val="left"/>
+            </w:pPr>
+            <w:r>
+              <w:rPr>
+                <w:rFonts w:ascii="Times New Roman" w:cs="Times New Roman" w:eastAsia="Times New Roman" w:hAnsi="Times New Roman"/>
+                <w:b w:val="false"/>
+                <w:bCs w:val="false"/>
+                <w:i w:val="false"/>
+                <w:iCs w:val="false"/>
+                <w:sz w:val="22"/>
+                <w:szCs w:val="22"/>
+                <w:highlight w:val="yellow"/>
+              </w:rPr>
+              <w:t xml:space="preserve">FR-3.2</w:t>
+            </w:r>
+          </w:p>
+        </w:tc>
+        <w:tc>
+          <w:tcPr>
+            <w:tcW w:type="dxa" w:w="3552"/>
+            <w:tcBorders>
+              <w:top w:val="single" w:color="000000" w:sz="4"/>
+              <w:left w:val="single" w:color="000000" w:sz="4"/>
+              <w:bottom w:val="single" w:color="000000" w:sz="4"/>
+              <w:right w:val="single" w:color="000000" w:sz="4"/>
+            </w:tcBorders>
+            <w:tcMar>
+              <w:top w:type="dxa" w:w="30"/>
+              <w:left w:type="dxa" w:w="70"/>
+              <w:bottom w:type="dxa" w:w="30"/>
+              <w:right w:type="dxa" w:w="70"/>
+            </w:tcMar>
+            <w:vAlign w:val="center"/>
+          </w:tcPr>
+          <w:p>
+            <w:pPr>
+              <w:keepNext/>
+              <w:spacing w:after="0" w:before="0" w:line="240" w:lineRule="auto"/>
+              <w:jc w:val="left"/>
+            </w:pPr>
+            <w:r>
+              <w:rPr>
+                <w:rFonts w:ascii="Times New Roman" w:cs="Times New Roman" w:eastAsia="Times New Roman" w:hAnsi="Times New Roman"/>
+                <w:b w:val="false"/>
+                <w:bCs w:val="false"/>
+                <w:i w:val="false"/>
+                <w:iCs w:val="false"/>
+                <w:sz w:val="22"/>
+                <w:szCs w:val="22"/>
+                <w:highlight w:val="yellow"/>
+              </w:rPr>
+              <w:t xml:space="preserve">tinh chỉnh từ mô hình mã nguồn mở (mô phỏng)</w:t>
+            </w:r>
+          </w:p>
+        </w:tc>
+        <w:tc>
+          <w:tcPr>
+            <w:tcW w:type="dxa" w:w="1955"/>
+            <w:tcBorders>
+              <w:top w:val="single" w:color="000000" w:sz="4"/>
+              <w:left w:val="single" w:color="000000" w:sz="4"/>
+              <w:bottom w:val="single" w:color="000000" w:sz="4"/>
+              <w:right w:val="single" w:color="000000" w:sz="4"/>
+            </w:tcBorders>
+            <w:tcMar>
+              <w:top w:type="dxa" w:w="30"/>
+              <w:left w:type="dxa" w:w="70"/>
+              <w:bottom w:type="dxa" w:w="30"/>
+              <w:right w:type="dxa" w:w="70"/>
+            </w:tcMar>
+            <w:vAlign w:val="center"/>
+          </w:tcPr>
+          <w:p>
+            <w:pPr>
+              <w:keepNext/>
+              <w:spacing w:after="0" w:before="0" w:line="240" w:lineRule="auto"/>
+              <w:jc w:val="left"/>
+            </w:pPr>
+            <w:r>
+              <w:rPr>
+                <w:rFonts w:ascii="Times New Roman" w:cs="Times New Roman" w:eastAsia="Times New Roman" w:hAnsi="Times New Roman"/>
+                <w:b w:val="false"/>
+                <w:bCs w:val="false"/>
+                <w:i w:val="false"/>
+                <w:iCs w:val="false"/>
+                <w:sz w:val="22"/>
+                <w:szCs w:val="22"/>
+                <w:highlight w:val="yellow"/>
+              </w:rPr>
+              <w:t xml:space="preserve">Thẻ mô hình FR-3.2 (mô phỏng)</w:t>
+            </w:r>
+          </w:p>
+        </w:tc>
+      </w:tr>
+      <w:tr>
+        <w:trPr>
+          <w:cantSplit/>
+          <w:tblHeader w:val="false"/>
+        </w:trPr>
+        <w:tc>
+          <w:tcPr>
+            <w:tcW w:type="dxa" w:w="1389"/>
+            <w:tcBorders>
+              <w:top w:val="single" w:color="000000" w:sz="4"/>
+              <w:left w:val="single" w:color="000000" w:sz="4"/>
+              <w:bottom w:val="single" w:color="000000" w:sz="4"/>
+              <w:right w:val="single" w:color="000000" w:sz="4"/>
+            </w:tcBorders>
+            <w:tcMar>
+              <w:top w:type="dxa" w:w="30"/>
+              <w:left w:type="dxa" w:w="70"/>
+              <w:bottom w:type="dxa" w:w="30"/>
+              <w:right w:type="dxa" w:w="70"/>
+            </w:tcMar>
+            <w:vAlign w:val="center"/>
+          </w:tcPr>
+          <w:p>
+            <w:pPr>
+              <w:keepNext w:val="false"/>
+              <w:spacing w:after="0" w:before="0" w:line="240" w:lineRule="auto"/>
+              <w:jc w:val="left"/>
+            </w:pPr>
+            <w:r>
+              <w:rPr>
+                <w:rFonts w:ascii="Times New Roman" w:cs="Times New Roman" w:eastAsia="Times New Roman" w:hAnsi="Times New Roman"/>
+                <w:b w:val="false"/>
+                <w:bCs w:val="false"/>
+                <w:i w:val="false"/>
+                <w:iCs w:val="false"/>
+                <w:sz w:val="22"/>
+                <w:szCs w:val="22"/>
+              </w:rPr>
+              <w:t xml:space="preserve">Chống giả mạo</w:t>
+            </w:r>
+          </w:p>
+        </w:tc>
+        <w:tc>
+          <w:tcPr>
+            <w:tcW w:type="dxa" w:w="1142"/>
+            <w:tcBorders>
+              <w:top w:val="single" w:color="000000" w:sz="4"/>
+              <w:left w:val="single" w:color="000000" w:sz="4"/>
+              <w:bottom w:val="single" w:color="000000" w:sz="4"/>
+              <w:right w:val="single" w:color="000000" w:sz="4"/>
+            </w:tcBorders>
+            <w:tcMar>
+              <w:top w:type="dxa" w:w="30"/>
+              <w:left w:type="dxa" w:w="70"/>
+              <w:bottom w:type="dxa" w:w="30"/>
+              <w:right w:type="dxa" w:w="70"/>
+            </w:tcMar>
+            <w:vAlign w:val="center"/>
+          </w:tcPr>
+          <w:p>
+            <w:pPr>
+              <w:keepNext w:val="false"/>
+              <w:spacing w:after="0" w:before="0" w:line="240" w:lineRule="auto"/>
+              <w:jc w:val="left"/>
+            </w:pPr>
+            <w:r>
+              <w:rPr>
+                <w:rFonts w:ascii="Times New Roman" w:cs="Times New Roman" w:eastAsia="Times New Roman" w:hAnsi="Times New Roman"/>
+                <w:b w:val="false"/>
+                <w:bCs w:val="false"/>
+                <w:i w:val="false"/>
+                <w:iCs w:val="false"/>
+                <w:sz w:val="22"/>
+                <w:szCs w:val="22"/>
+              </w:rPr>
+              <w:t xml:space="preserve">Kiểm tra người thật</w:t>
+            </w:r>
+          </w:p>
+        </w:tc>
+        <w:tc>
+          <w:tcPr>
+            <w:tcW w:type="dxa" w:w="987"/>
+            <w:tcBorders>
+              <w:top w:val="single" w:color="000000" w:sz="4"/>
+              <w:left w:val="single" w:color="000000" w:sz="4"/>
+              <w:bottom w:val="single" w:color="000000" w:sz="4"/>
+              <w:right w:val="single" w:color="000000" w:sz="4"/>
+            </w:tcBorders>
+            <w:tcMar>
+              <w:top w:type="dxa" w:w="30"/>
+              <w:left w:type="dxa" w:w="70"/>
+              <w:bottom w:type="dxa" w:w="30"/>
+              <w:right w:type="dxa" w:w="70"/>
+            </w:tcMar>
+            <w:vAlign w:val="center"/>
+          </w:tcPr>
+          <w:p>
+            <w:pPr>
+              <w:keepNext w:val="false"/>
+              <w:spacing w:after="0" w:before="0" w:line="240" w:lineRule="auto"/>
+              <w:jc w:val="left"/>
+            </w:pPr>
+            <w:r>
+              <w:rPr>
+                <w:rFonts w:ascii="Times New Roman" w:cs="Times New Roman" w:eastAsia="Times New Roman" w:hAnsi="Times New Roman"/>
+                <w:b w:val="false"/>
+                <w:bCs w:val="false"/>
+                <w:i w:val="false"/>
+                <w:iCs w:val="false"/>
+                <w:sz w:val="22"/>
+                <w:szCs w:val="22"/>
+                <w:highlight w:val="yellow"/>
+              </w:rPr>
+              <w:t xml:space="preserve">LV-1.4</w:t>
+            </w:r>
+          </w:p>
+        </w:tc>
+        <w:tc>
+          <w:tcPr>
+            <w:tcW w:type="dxa" w:w="3552"/>
+            <w:tcBorders>
+              <w:top w:val="single" w:color="000000" w:sz="4"/>
+              <w:left w:val="single" w:color="000000" w:sz="4"/>
+              <w:bottom w:val="single" w:color="000000" w:sz="4"/>
+              <w:right w:val="single" w:color="000000" w:sz="4"/>
+            </w:tcBorders>
+            <w:tcMar>
+              <w:top w:type="dxa" w:w="30"/>
+              <w:left w:type="dxa" w:w="70"/>
+              <w:bottom w:type="dxa" w:w="30"/>
+              <w:right w:type="dxa" w:w="70"/>
+            </w:tcMar>
+            <w:vAlign w:val="center"/>
+          </w:tcPr>
+          <w:p>
+            <w:pPr>
+              <w:keepNext w:val="false"/>
+              <w:spacing w:after="0" w:before="0" w:line="240" w:lineRule="auto"/>
+              <w:jc w:val="left"/>
+            </w:pPr>
+            <w:r>
+              <w:rPr>
+                <w:rFonts w:ascii="Times New Roman" w:cs="Times New Roman" w:eastAsia="Times New Roman" w:hAnsi="Times New Roman"/>
+                <w:b w:val="false"/>
+                <w:bCs w:val="false"/>
+                <w:i w:val="false"/>
+                <w:iCs w:val="false"/>
+                <w:sz w:val="22"/>
+                <w:szCs w:val="22"/>
+                <w:highlight w:val="yellow"/>
+              </w:rPr>
+              <w:t xml:space="preserve">tự phát triển</w:t>
+            </w:r>
+          </w:p>
+        </w:tc>
+        <w:tc>
+          <w:tcPr>
+            <w:tcW w:type="dxa" w:w="1955"/>
+            <w:tcBorders>
+              <w:top w:val="single" w:color="000000" w:sz="4"/>
+              <w:left w:val="single" w:color="000000" w:sz="4"/>
+              <w:bottom w:val="single" w:color="000000" w:sz="4"/>
+              <w:right w:val="single" w:color="000000" w:sz="4"/>
+            </w:tcBorders>
+            <w:tcMar>
+              <w:top w:type="dxa" w:w="30"/>
+              <w:left w:type="dxa" w:w="70"/>
+              <w:bottom w:type="dxa" w:w="30"/>
+              <w:right w:type="dxa" w:w="70"/>
+            </w:tcMar>
+            <w:vAlign w:val="center"/>
+          </w:tcPr>
+          <w:p>
+            <w:pPr>
+              <w:keepNext w:val="false"/>
+              <w:spacing w:after="0" w:before="0" w:line="240" w:lineRule="auto"/>
+              <w:jc w:val="left"/>
+            </w:pPr>
+            <w:r>
+              <w:rPr>
+                <w:rFonts w:ascii="Times New Roman" w:cs="Times New Roman" w:eastAsia="Times New Roman" w:hAnsi="Times New Roman"/>
+                <w:b w:val="false"/>
+                <w:bCs w:val="false"/>
+                <w:i w:val="false"/>
+                <w:iCs w:val="false"/>
+                <w:sz w:val="22"/>
+                <w:szCs w:val="22"/>
+                <w:highlight w:val="yellow"/>
+              </w:rPr>
+              <w:t xml:space="preserve">Thẻ mô hình LV-1.4 (mô phỏng)</w:t>
+            </w:r>
+          </w:p>
+        </w:tc>
+      </w:tr>
+    </w:tbl>
+    <w:p>
+      <w:pPr>
+        <w:spacing w:after="60" w:before="0" w:line="276" w:lineRule="auto"/>
+        <w:jc w:val="both"/>
+      </w:pPr>
+    </w:p>
+    <w:p>
+      <w:pPr>
+        <w:spacing w:after="120" w:before="0" w:line="276" w:lineRule="auto"/>
+        <w:ind w:firstLine="566"/>
+        <w:jc w:val="both"/>
+      </w:pPr>
+      <w:r>
+        <w:rPr>
+          <w:rFonts w:ascii="Times New Roman" w:cs="Times New Roman" w:eastAsia="Times New Roman" w:hAnsi="Times New Roman"/>
+          <w:b w:val="false"/>
+          <w:bCs w:val="false"/>
+          <w:i w:val="false"/>
+          <w:iCs w:val="false"/>
+          <w:sz w:val="26"/>
+          <w:szCs w:val="26"/>
+          <w:highlight w:val="yellow"/>
+        </w:rPr>
+        <w:t xml:space="preserve">Công ty cổ phần Giải pháp Công nghệ TURBO</w:t>
+      </w:r>
+      <w:r>
+        <w:rPr>
+          <w:rFonts w:ascii="Times New Roman" w:cs="Times New Roman" w:eastAsia="Times New Roman" w:hAnsi="Times New Roman"/>
+          <w:b w:val="false"/>
+          <w:bCs w:val="false"/>
+          <w:i w:val="false"/>
+          <w:iCs w:val="false"/>
+          <w:sz w:val="26"/>
+          <w:szCs w:val="26"/>
+        </w:rPr>
+        <w:t xml:space="preserve"> đưa hệ thống ra thị trường dưới tên, thương hiệu của mình nên là nhà cung cấp hệ thống, kể cả khi mô hình do bên thứ ba phát triển (khoản 4 Điều 3 Luật Trí tuệ nhân tạo số 134/2025/QH15). Thẻ mô hình là tài liệu mô tả đặc tính, mục đích sử dụng, phạm vi áp dụng, hạn chế, rủi ro tiềm ẩn, dữ liệu huấn luyện, điều kiện huấn luyện và kết quả đánh giá hiệu năng của mô hình (khoản 5 Điều 3 Nghị định số 142/2026/NĐ-CP).</w:t>
+      </w:r>
+    </w:p>
+    <w:p>
+      <w:pPr>
+        <w:spacing w:after="120" w:before="0" w:line="276" w:lineRule="auto"/>
+        <w:ind w:firstLine="566"/>
+        <w:jc w:val="both"/>
+      </w:pPr>
+      <w:r>
+        <w:rPr>
+          <w:rFonts w:ascii="Times New Roman" w:cs="Times New Roman" w:eastAsia="Times New Roman" w:hAnsi="Times New Roman"/>
+          <w:b w:val="false"/>
+          <w:bCs w:val="false"/>
+          <w:i w:val="false"/>
+          <w:iCs w:val="false"/>
+          <w:sz w:val="26"/>
+          <w:szCs w:val="26"/>
+        </w:rPr>
+        <w:t xml:space="preserve">Với mô hình của bên thứ ba: </w:t>
+      </w:r>
+      <w:r>
+        <w:rPr>
+          <w:rFonts w:ascii="Times New Roman" w:cs="Times New Roman" w:eastAsia="Times New Roman" w:hAnsi="Times New Roman"/>
+          <w:b w:val="false"/>
+          <w:bCs w:val="false"/>
+          <w:i w:val="false"/>
+          <w:iCs w:val="false"/>
+          <w:sz w:val="26"/>
+          <w:szCs w:val="26"/>
+          <w:highlight w:val="yellow"/>
+        </w:rPr>
+        <w:t xml:space="preserve">Công ty cổ phần Giải pháp Công nghệ TURBO</w:t>
+      </w:r>
+      <w:r>
+        <w:rPr>
+          <w:rFonts w:ascii="Times New Roman" w:cs="Times New Roman" w:eastAsia="Times New Roman" w:hAnsi="Times New Roman"/>
+          <w:b w:val="false"/>
+          <w:bCs w:val="false"/>
+          <w:i w:val="false"/>
+          <w:iCs w:val="false"/>
+          <w:sz w:val="26"/>
+          <w:szCs w:val="26"/>
+        </w:rPr>
+        <w:t xml:space="preserve"> đã thỏa thuận với bên cung cấp mô hình về việc phối hợp cung cấp thông tin kỹ thuật cần thiết cho trách nhiệm minh bạch và giải trình (khoản 6 Điều 16 Nghị định số 142/2026/NĐ-CP): </w:t>
+      </w:r>
+      <w:r>
+        <w:rPr>
+          <w:rFonts w:ascii="Times New Roman" w:cs="Times New Roman" w:eastAsia="Times New Roman" w:hAnsi="Times New Roman"/>
+          <w:b w:val="false"/>
+          <w:bCs w:val="false"/>
+          <w:i w:val="false"/>
+          <w:iCs w:val="false"/>
+          <w:sz w:val="26"/>
+          <w:szCs w:val="26"/>
+          <w:highlight w:val="yellow"/>
+        </w:rPr>
+        <w:t xml:space="preserve">Điều 8 Hợp đồng cấp phép mô hình (mô phỏng)</w:t>
+      </w:r>
+      <w:r>
+        <w:rPr>
+          <w:rFonts w:ascii="Times New Roman" w:cs="Times New Roman" w:eastAsia="Times New Roman" w:hAnsi="Times New Roman"/>
+          <w:b w:val="false"/>
+          <w:bCs w:val="false"/>
+          <w:i w:val="false"/>
+          <w:iCs w:val="false"/>
+          <w:sz w:val="26"/>
+          <w:szCs w:val="26"/>
+        </w:rPr>
+        <w:t xml:space="preserve">. Thông tin kỹ thuật và dữ liệu trong tài liệu này được cung cấp trong phạm vi quyền tiếp cận và kiểm soát hợp pháp của </w:t>
+      </w:r>
+      <w:r>
+        <w:rPr>
+          <w:rFonts w:ascii="Times New Roman" w:cs="Times New Roman" w:eastAsia="Times New Roman" w:hAnsi="Times New Roman"/>
+          <w:b w:val="false"/>
+          <w:bCs w:val="false"/>
+          <w:i w:val="false"/>
+          <w:iCs w:val="false"/>
+          <w:sz w:val="26"/>
+          <w:szCs w:val="26"/>
+          <w:highlight w:val="yellow"/>
+        </w:rPr>
+        <w:t xml:space="preserve">Công ty cổ phần Giải pháp Công nghệ TURBO</w:t>
+      </w:r>
+      <w:r>
+        <w:rPr>
+          <w:rFonts w:ascii="Times New Roman" w:cs="Times New Roman" w:eastAsia="Times New Roman" w:hAnsi="Times New Roman"/>
+          <w:b w:val="false"/>
+          <w:bCs w:val="false"/>
+          <w:i w:val="false"/>
+          <w:iCs w:val="false"/>
+          <w:sz w:val="26"/>
+          <w:szCs w:val="26"/>
+        </w:rPr>
+        <w:t xml:space="preserve"> (khoản 3 Điều 12 Nghị định số 142/2026/NĐ-CP). Dữ liệu huấn luyện: xem Tuyên bố về dữ liệu huấn luyện (B7).</w:t>
+      </w:r>
     </w:p>
     <w:p>
       <w:pPr>
@@ -10657,6 +11438,25 @@
     </w:p>
     <w:p>
       <w:pPr>
+        <w:spacing w:after="120" w:before="0" w:line="276" w:lineRule="auto"/>
+        <w:ind w:firstLine="566"/>
+        <w:jc w:val="both"/>
+      </w:pPr>
+      <w:r>
+        <w:rPr>
+          <w:rFonts w:ascii="Times New Roman" w:cs="Times New Roman" w:eastAsia="Times New Roman" w:hAnsi="Times New Roman"/>
+          <w:b w:val="false"/>
+          <w:bCs w:val="false"/>
+          <w:i w:val="false"/>
+          <w:iCs w:val="false"/>
+          <w:sz w:val="26"/>
+          <w:szCs w:val="26"/>
+        </w:rPr>
+        <w:t xml:space="preserve">Căn cứ: nguyên tắc bảo đảm công bằng, không thiên lệch, không phân biệt đối xử trong hoạt động trí tuệ nhân tạo (khoản 3 Điều 4 Luật Trí tuệ nhân tạo số 134/2025/QH15). Với cấu hình rủi ro cao, hệ thống quản lý rủi ro của nhà cung cấp phải bảo đảm chất lượng, tính phù hợp và tính đại diện của dữ liệu huấn luyện, dữ liệu kiểm thử và dữ liệu đánh giá (điểm b khoản 2 Điều 15 Nghị định số 142/2026/NĐ-CP).</w:t>
+      </w:r>
+    </w:p>
+    <w:p>
+      <w:pPr>
         <w:keepNext/>
         <w:spacing w:after="120" w:before="180" w:line="240" w:lineRule="auto"/>
         <w:jc w:val="left"/>
@@ -10691,7 +11491,7 @@
           <w:sz w:val="26"/>
           <w:szCs w:val="26"/>
         </w:rPr>
-        <w:t xml:space="preserve">Sản phẩm hỗ trợ cơ chế để con người giám sát và đánh giá lại quyết định tự động, đáp ứng điểm b khoản 3 Điều 67 Nghị định số 330/2026/NĐ-CP:</w:t>
+        <w:t xml:space="preserve">Sản phẩm hỗ trợ cơ chế để con người giám sát và đánh giá lại quyết định tự động, đáp ứng điểm b khoản 3 Điều 67 Nghị định số 330/2026/NĐ-CP và nguyên tắc duy trì sự kiểm soát, khả năng can thiệp của con người đối với mọi quyết định của hệ thống trí tuệ nhân tạo (khoản 2 Điều 4 Luật Trí tuệ nhân tạo số 134/2025/QH15). Với cấu hình rủi ro cao, đây là nghĩa vụ thiết kế của nhà cung cấp (điểm d khoản 1 Điều 14) và nghĩa vụ duy trì của bên triển khai (điểm b khoản 2 Điều 14 Luật này; điểm c khoản 2 Điều 15 Nghị định số 142/2026/NĐ-CP):</w:t>
       </w:r>
     </w:p>
     <w:p>
@@ -10932,6 +11732,92 @@
           <w:szCs w:val="26"/>
         </w:rPr>
         <w:t xml:space="preserve"> báo cáo định kỳ tỷ lệ từ chối nhầm, số yêu cầu xem xét lại, số kết quả bị đảo ngược; tỷ lệ bất thường tại một thiết bị là dấu hiệu cần kiểm tra lắp đặt.</w:t>
+      </w:r>
+    </w:p>
+    <w:p>
+      <w:pPr>
+        <w:spacing w:after="60" w:before="0" w:line="276" w:lineRule="auto"/>
+        <w:ind w:left="453" w:hanging="283"/>
+        <w:jc w:val="both"/>
+      </w:pPr>
+      <w:r>
+        <w:rPr>
+          <w:rFonts w:ascii="Times New Roman" w:cs="Times New Roman" w:eastAsia="Times New Roman" w:hAnsi="Times New Roman"/>
+          <w:b w:val="false"/>
+          <w:bCs w:val="false"/>
+          <w:i w:val="false"/>
+          <w:iCs w:val="false"/>
+          <w:sz w:val="26"/>
+          <w:szCs w:val="26"/>
+        </w:rPr>
+        <w:t xml:space="preserve">6. </w:t>
+      </w:r>
+      <w:r>
+        <w:rPr>
+          <w:rFonts w:ascii="Times New Roman" w:cs="Times New Roman" w:eastAsia="Times New Roman" w:hAnsi="Times New Roman"/>
+          <w:b/>
+          <w:bCs/>
+          <w:i w:val="false"/>
+          <w:iCs w:val="false"/>
+          <w:sz w:val="26"/>
+          <w:szCs w:val="26"/>
+        </w:rPr>
+        <w:t xml:space="preserve">Chế độ "xác minh trước khi thực thi":</w:t>
+      </w:r>
+      <w:r>
+        <w:rPr>
+          <w:rFonts w:ascii="Times New Roman" w:cs="Times New Roman" w:eastAsia="Times New Roman" w:hAnsi="Times New Roman"/>
+          <w:b w:val="false"/>
+          <w:bCs w:val="false"/>
+          <w:i w:val="false"/>
+          <w:iCs w:val="false"/>
+          <w:sz w:val="26"/>
+          <w:szCs w:val="26"/>
+        </w:rPr>
+        <w:t xml:space="preserve"> mọi kết quả nhận diện (kể cả kết quả khớp) chỉ tạo hệ quả — mở cổng, chặn cổng, cảnh báo can thiệp, ghi vi phạm — sau khi người có thẩm quyền do khách hàng chỉ định xem xét và xác nhận. Người xác minh thấy ảnh sự kiện, ảnh đăng ký, điểm tương đồng, kết quả chống giả mạo và có quyền chấp nhận, từ chối hoặc thay đổi kết quả. Chế độ này dùng cho danh sách đen và cho dự án tại đầu mối giao thông, công trình công cộng quan trọng. Khi chế độ được bật và việc xác minh là thực chất, cấu hình triển khai không đáp ứng điều kiện "thực thi mà không qua xác minh độc lập của cán bộ có thẩm quyền" tại mục VI.6 Phụ lục Quyết định số 33/2026/QĐ-TTg (tinh thần điểm b khoản 2 Điều 8 Nghị định số 142/2026/NĐ-CP). Người xác minh phải có đủ thông tin, thẩm quyền để đánh giá độc lập, can thiệp hoặc bác bỏ kết quả của hệ thống (khoản 5 Điều 11 Nghị định số 142/2026/NĐ-CP).</w:t>
+      </w:r>
+    </w:p>
+    <w:p>
+      <w:pPr>
+        <w:spacing w:after="60" w:before="0" w:line="276" w:lineRule="auto"/>
+        <w:ind w:left="453" w:hanging="283"/>
+        <w:jc w:val="both"/>
+      </w:pPr>
+      <w:r>
+        <w:rPr>
+          <w:rFonts w:ascii="Times New Roman" w:cs="Times New Roman" w:eastAsia="Times New Roman" w:hAnsi="Times New Roman"/>
+          <w:b w:val="false"/>
+          <w:bCs w:val="false"/>
+          <w:i w:val="false"/>
+          <w:iCs w:val="false"/>
+          <w:sz w:val="26"/>
+          <w:szCs w:val="26"/>
+        </w:rPr>
+        <w:t xml:space="preserve">7. </w:t>
+      </w:r>
+      <w:r>
+        <w:rPr>
+          <w:rFonts w:ascii="Times New Roman" w:cs="Times New Roman" w:eastAsia="Times New Roman" w:hAnsi="Times New Roman"/>
+          <w:b/>
+          <w:bCs/>
+          <w:i w:val="false"/>
+          <w:iCs w:val="false"/>
+          <w:sz w:val="26"/>
+          <w:szCs w:val="26"/>
+        </w:rPr>
+        <w:t xml:space="preserve">Không có tùy chọn vô hiệu hóa:</w:t>
+      </w:r>
+      <w:r>
+        <w:rPr>
+          <w:rFonts w:ascii="Times New Roman" w:cs="Times New Roman" w:eastAsia="Times New Roman" w:hAnsi="Times New Roman"/>
+          <w:b w:val="false"/>
+          <w:bCs w:val="false"/>
+          <w:i w:val="false"/>
+          <w:iCs w:val="false"/>
+          <w:sz w:val="26"/>
+          <w:szCs w:val="26"/>
+        </w:rPr>
+        <w:t xml:space="preserve"> với cấu hình rủi ro cao theo Luật Trí tuệ nhân tạo, sản phẩm không cung cấp tùy chọn tắt các cơ chế tại mục này. Cản trở, vô hiệu hóa hoặc làm sai lệch cơ chế giám sát, can thiệp và kiểm soát của con người là hành vi bị nghiêm cấm (khoản 4 Điều 7 Luật Trí tuệ nhân tạo số 134/2025/QH15). Mọi thay đổi cấu hình liên quan được ghi nhật ký (B4 mục 4).</w:t>
       </w:r>
     </w:p>
     <w:p>
